--- a/УПП/ПР-1 УПП Тарасевич.docx
+++ b/УПП/ПР-1 УПП Тарасевич.docx
@@ -1792,7 +1792,10 @@
     <w:sdt>
       <w:sdtPr>
         <w:rPr>
-          <w:rFonts w:eastAsia="Times New Roman"/>
+          <w:rFonts w:ascii="Times New Roman" w:eastAsia="Times New Roman" w:hAnsi="Times New Roman" w:cs="Times New Roman"/>
+          <w:color w:val="auto"/>
+          <w:sz w:val="20"/>
+          <w:szCs w:val="20"/>
         </w:rPr>
         <w:id w:val="-1449155679"/>
         <w:docPartObj>
@@ -1802,10 +1805,8 @@
       </w:sdtPr>
       <w:sdtEndPr>
         <w:rPr>
-          <w:rFonts w:ascii="Times New Roman" w:hAnsi="Times New Roman" w:cs="Times New Roman"/>
           <w:b/>
           <w:bCs/>
-          <w:color w:val="auto"/>
           <w:sz w:val="28"/>
           <w:szCs w:val="28"/>
         </w:rPr>
@@ -5456,41 +5457,30 @@
     </w:p>
     <w:p>
       <w:pPr>
-        <w:spacing w:line="360" w:lineRule="auto"/>
-        <w:ind w:left="0" w:firstLine="709"/>
-        <w:jc w:val="both"/>
-        <w:rPr>
-          <w:sz w:val="28"/>
-          <w:szCs w:val="28"/>
-        </w:rPr>
-      </w:pPr>
-      <w:r>
-        <w:rPr>
-          <w:sz w:val="28"/>
-          <w:szCs w:val="28"/>
+        <w:pStyle w:val="2"/>
+        <w:rPr>
+          <w:lang w:val="en-US"/>
+        </w:rPr>
+      </w:pPr>
+      <w:r>
+        <w:rPr>
+          <w:lang w:val="en-US"/>
         </w:rPr>
         <w:t xml:space="preserve">2.3 </w:t>
       </w:r>
       <w:r>
         <w:rPr>
-          <w:sz w:val="28"/>
-          <w:szCs w:val="28"/>
           <w:lang w:val="en-US"/>
         </w:rPr>
         <w:t>SWOT</w:t>
       </w:r>
       <w:r>
         <w:rPr>
-          <w:sz w:val="28"/>
-          <w:szCs w:val="28"/>
+          <w:lang w:val="en-US"/>
         </w:rPr>
         <w:t>-</w:t>
       </w:r>
       <w:r>
-        <w:rPr>
-          <w:sz w:val="28"/>
-          <w:szCs w:val="28"/>
-        </w:rPr>
         <w:t>анализ</w:t>
       </w:r>
     </w:p>
@@ -5611,14 +5601,28 @@
           <w:szCs w:val="28"/>
           <w:lang w:val="en-US"/>
         </w:rPr>
-        <w:t>SWOT-</w:t>
-      </w:r>
-      <w:r>
-        <w:rPr>
-          <w:sz w:val="28"/>
-          <w:szCs w:val="28"/>
-        </w:rPr>
-        <w:t>анализ разрабатываемого программного продукта.</w:t>
+        <w:t>SWOT</w:t>
+      </w:r>
+      <w:r>
+        <w:rPr>
+          <w:sz w:val="28"/>
+          <w:szCs w:val="28"/>
+        </w:rPr>
+        <w:t>-</w:t>
+      </w:r>
+      <w:r>
+        <w:rPr>
+          <w:sz w:val="28"/>
+          <w:szCs w:val="28"/>
+        </w:rPr>
+        <w:t xml:space="preserve">анализ </w:t>
+      </w:r>
+      <w:r>
+        <w:rPr>
+          <w:sz w:val="28"/>
+          <w:szCs w:val="28"/>
+        </w:rPr>
+        <w:t>освещённых выше аналогов.</w:t>
       </w:r>
     </w:p>
     <w:p>
@@ -5678,7 +5682,14 @@
           <w:szCs w:val="28"/>
           <w:lang w:val="en-US"/>
         </w:rPr>
-        <w:t>SWOT-</w:t>
+        <w:t>SWOT</w:t>
+      </w:r>
+      <w:r>
+        <w:rPr>
+          <w:sz w:val="28"/>
+          <w:szCs w:val="28"/>
+        </w:rPr>
+        <w:t>-</w:t>
       </w:r>
       <w:r>
         <w:rPr>
@@ -5773,7 +5784,35 @@
                 <w:sz w:val="28"/>
                 <w:szCs w:val="28"/>
               </w:rPr>
-              <w:t xml:space="preserve">Работа с последней версией протокола </w:t>
+              <w:t xml:space="preserve">Работа с </w:t>
+            </w:r>
+            <w:r>
+              <w:rPr>
+                <w:sz w:val="28"/>
+                <w:szCs w:val="28"/>
+              </w:rPr>
+              <w:t xml:space="preserve">основными </w:t>
+            </w:r>
+            <w:r>
+              <w:rPr>
+                <w:sz w:val="28"/>
+                <w:szCs w:val="28"/>
+              </w:rPr>
+              <w:t>верси</w:t>
+            </w:r>
+            <w:r>
+              <w:rPr>
+                <w:sz w:val="28"/>
+                <w:szCs w:val="28"/>
+              </w:rPr>
+              <w:t xml:space="preserve">ями </w:t>
+            </w:r>
+            <w:r>
+              <w:rPr>
+                <w:sz w:val="28"/>
+                <w:szCs w:val="28"/>
+              </w:rPr>
+              <w:t xml:space="preserve">протокола </w:t>
             </w:r>
             <w:r>
               <w:rPr>
@@ -5813,7 +5852,14 @@
                 <w:sz w:val="28"/>
                 <w:szCs w:val="28"/>
               </w:rPr>
-              <w:t>Пользовательский веб-интерфейс</w:t>
+              <w:t>Возможность построения карты сети</w:t>
+            </w:r>
+            <w:r>
+              <w:rPr>
+                <w:sz w:val="28"/>
+                <w:szCs w:val="28"/>
+              </w:rPr>
+              <w:t>.</w:t>
             </w:r>
           </w:p>
           <w:p>
@@ -5838,7 +5884,7 @@
                 <w:sz w:val="28"/>
                 <w:szCs w:val="28"/>
               </w:rPr>
-              <w:t>Автоматическое построение карты сети.</w:t>
+              <w:t>Кроссплатформенность (большинство)</w:t>
             </w:r>
           </w:p>
           <w:p>
@@ -5863,7 +5909,7 @@
                 <w:sz w:val="28"/>
                 <w:szCs w:val="28"/>
               </w:rPr>
-              <w:t>Составление отчётов за определённый период.</w:t>
+              <w:t>Пользовательский веб-интерфейс</w:t>
             </w:r>
           </w:p>
           <w:p>
@@ -5888,58 +5934,7 @@
                 <w:sz w:val="28"/>
                 <w:szCs w:val="28"/>
               </w:rPr>
-              <w:t>Легковесность.</w:t>
-            </w:r>
-          </w:p>
-          <w:p>
-            <w:pPr>
-              <w:pStyle w:val="a8"/>
-              <w:numPr>
-                <w:ilvl w:val="0"/>
-                <w:numId w:val="9"/>
-              </w:numPr>
-              <w:tabs>
-                <w:tab w:val="left" w:pos="306"/>
-              </w:tabs>
-              <w:spacing w:line="360" w:lineRule="auto"/>
-              <w:ind w:left="22" w:firstLine="0"/>
-              <w:rPr>
-                <w:sz w:val="28"/>
-                <w:szCs w:val="28"/>
-              </w:rPr>
-            </w:pPr>
-            <w:r>
-              <w:rPr>
-                <w:sz w:val="28"/>
-                <w:szCs w:val="28"/>
-              </w:rPr>
-              <w:t>Кроссплатформенность.</w:t>
-            </w:r>
-          </w:p>
-          <w:p>
-            <w:pPr>
-              <w:pStyle w:val="a8"/>
-              <w:numPr>
-                <w:ilvl w:val="0"/>
-                <w:numId w:val="9"/>
-              </w:numPr>
-              <w:tabs>
-                <w:tab w:val="left" w:pos="306"/>
-              </w:tabs>
-              <w:spacing w:line="360" w:lineRule="auto"/>
-              <w:ind w:left="22" w:firstLine="0"/>
-              <w:rPr>
-                <w:sz w:val="28"/>
-                <w:szCs w:val="28"/>
-                <w:lang w:val="en-US"/>
-              </w:rPr>
-            </w:pPr>
-            <w:r>
-              <w:rPr>
-                <w:sz w:val="28"/>
-                <w:szCs w:val="28"/>
-              </w:rPr>
-              <w:t>Открытость ПО.</w:t>
+              <w:t>Оповещение оператора</w:t>
             </w:r>
           </w:p>
         </w:tc>
@@ -5969,7 +5964,29 @@
                 <w:sz w:val="28"/>
                 <w:szCs w:val="28"/>
               </w:rPr>
-              <w:t>Отсутствие готового продукта, риски технических проблем на запуске или выхода за установленные сроки.</w:t>
+              <w:t>Требовательность к системным ресурсам (</w:t>
+            </w:r>
+            <w:r>
+              <w:rPr>
+                <w:sz w:val="28"/>
+                <w:szCs w:val="28"/>
+                <w:lang w:val="en-US"/>
+              </w:rPr>
+              <w:t>Zabbix</w:t>
+            </w:r>
+            <w:r>
+              <w:rPr>
+                <w:sz w:val="28"/>
+                <w:szCs w:val="28"/>
+              </w:rPr>
+              <w:t>)</w:t>
+            </w:r>
+            <w:r>
+              <w:rPr>
+                <w:sz w:val="28"/>
+                <w:szCs w:val="28"/>
+              </w:rPr>
+              <w:t>.</w:t>
             </w:r>
           </w:p>
           <w:p>
@@ -5994,7 +6011,32 @@
                 <w:sz w:val="28"/>
                 <w:szCs w:val="28"/>
               </w:rPr>
-              <w:t>Отсутствие некоторых функций автоматизации на запуске.</w:t>
+              <w:t>Низкое качество документации (</w:t>
+            </w:r>
+            <w:proofErr w:type="spellStart"/>
+            <w:r>
+              <w:rPr>
+                <w:sz w:val="28"/>
+                <w:szCs w:val="28"/>
+                <w:lang w:val="en-US"/>
+              </w:rPr>
+              <w:t>NetXMS</w:t>
+            </w:r>
+            <w:proofErr w:type="spellEnd"/>
+            <w:r>
+              <w:rPr>
+                <w:sz w:val="28"/>
+                <w:szCs w:val="28"/>
+                <w:lang w:val="en-US"/>
+              </w:rPr>
+              <w:t>)</w:t>
+            </w:r>
+            <w:r>
+              <w:rPr>
+                <w:sz w:val="28"/>
+                <w:szCs w:val="28"/>
+              </w:rPr>
+              <w:t>.</w:t>
             </w:r>
           </w:p>
           <w:p>
@@ -6019,7 +6061,69 @@
                 <w:sz w:val="28"/>
                 <w:szCs w:val="28"/>
               </w:rPr>
-              <w:t>Отсутствие возможности информирования оператора по иным каналам связи.</w:t>
+              <w:t>Отсутствие полной кроссплатформенности (</w:t>
+            </w:r>
+            <w:r>
+              <w:rPr>
+                <w:sz w:val="28"/>
+                <w:szCs w:val="28"/>
+                <w:lang w:val="en-US"/>
+              </w:rPr>
+              <w:t>Zabbix)</w:t>
+            </w:r>
+            <w:r>
+              <w:rPr>
+                <w:sz w:val="28"/>
+                <w:szCs w:val="28"/>
+              </w:rPr>
+              <w:t>.</w:t>
+            </w:r>
+          </w:p>
+          <w:p>
+            <w:pPr>
+              <w:pStyle w:val="a8"/>
+              <w:numPr>
+                <w:ilvl w:val="0"/>
+                <w:numId w:val="10"/>
+              </w:numPr>
+              <w:tabs>
+                <w:tab w:val="left" w:pos="301"/>
+              </w:tabs>
+              <w:spacing w:line="360" w:lineRule="auto"/>
+              <w:ind w:left="0" w:firstLine="0"/>
+              <w:rPr>
+                <w:sz w:val="28"/>
+                <w:szCs w:val="28"/>
+              </w:rPr>
+            </w:pPr>
+            <w:r>
+              <w:rPr>
+                <w:sz w:val="28"/>
+                <w:szCs w:val="28"/>
+              </w:rPr>
+              <w:t>Неполноценный функционал в базовой версии (</w:t>
+            </w:r>
+            <w:r>
+              <w:rPr>
+                <w:sz w:val="28"/>
+                <w:szCs w:val="28"/>
+                <w:lang w:val="en-US"/>
+              </w:rPr>
+              <w:t>Nagios</w:t>
+            </w:r>
+            <w:r>
+              <w:rPr>
+                <w:sz w:val="28"/>
+                <w:szCs w:val="28"/>
+              </w:rPr>
+              <w:t>)</w:t>
+            </w:r>
+            <w:r>
+              <w:rPr>
+                <w:sz w:val="28"/>
+                <w:szCs w:val="28"/>
+              </w:rPr>
+              <w:t>.</w:t>
             </w:r>
           </w:p>
         </w:tc>
@@ -6274,6 +6378,117 @@
           <w:szCs w:val="28"/>
         </w:rPr>
         <w:t>В результате</w:t>
+      </w:r>
+      <w:r>
+        <w:rPr>
+          <w:sz w:val="28"/>
+          <w:szCs w:val="28"/>
+        </w:rPr>
+        <w:t xml:space="preserve"> анализа аналогов были сформулированы следующие рекомендации по улучшению собственного продукта:</w:t>
+      </w:r>
+    </w:p>
+    <w:p>
+      <w:pPr>
+        <w:pStyle w:val="a8"/>
+        <w:numPr>
+          <w:ilvl w:val="0"/>
+          <w:numId w:val="14"/>
+        </w:numPr>
+        <w:tabs>
+          <w:tab w:val="left" w:pos="993"/>
+        </w:tabs>
+        <w:spacing w:line="360" w:lineRule="auto"/>
+        <w:ind w:left="0" w:firstLine="709"/>
+        <w:jc w:val="both"/>
+        <w:rPr>
+          <w:sz w:val="28"/>
+          <w:szCs w:val="28"/>
+        </w:rPr>
+      </w:pPr>
+      <w:r>
+        <w:rPr>
+          <w:sz w:val="28"/>
+          <w:szCs w:val="28"/>
+        </w:rPr>
+        <w:t>автоматизация построения карты сети;</w:t>
+      </w:r>
+    </w:p>
+    <w:p>
+      <w:pPr>
+        <w:pStyle w:val="a8"/>
+        <w:numPr>
+          <w:ilvl w:val="0"/>
+          <w:numId w:val="14"/>
+        </w:numPr>
+        <w:tabs>
+          <w:tab w:val="left" w:pos="993"/>
+        </w:tabs>
+        <w:spacing w:line="360" w:lineRule="auto"/>
+        <w:ind w:left="0" w:firstLine="709"/>
+        <w:jc w:val="both"/>
+        <w:rPr>
+          <w:sz w:val="28"/>
+          <w:szCs w:val="28"/>
+        </w:rPr>
+      </w:pPr>
+      <w:r>
+        <w:rPr>
+          <w:sz w:val="28"/>
+          <w:szCs w:val="28"/>
+        </w:rPr>
+        <w:t>виртуализация ПО с целью кроссплатформенности;</w:t>
+      </w:r>
+    </w:p>
+    <w:p>
+      <w:pPr>
+        <w:pStyle w:val="a8"/>
+        <w:numPr>
+          <w:ilvl w:val="0"/>
+          <w:numId w:val="14"/>
+        </w:numPr>
+        <w:tabs>
+          <w:tab w:val="left" w:pos="993"/>
+        </w:tabs>
+        <w:spacing w:line="360" w:lineRule="auto"/>
+        <w:ind w:left="0" w:firstLine="709"/>
+        <w:jc w:val="both"/>
+        <w:rPr>
+          <w:sz w:val="28"/>
+          <w:szCs w:val="28"/>
+        </w:rPr>
+      </w:pPr>
+      <w:r>
+        <w:rPr>
+          <w:sz w:val="28"/>
+          <w:szCs w:val="28"/>
+        </w:rPr>
+        <w:t>организация пользовательского интерфейса в виде веб-страницы;</w:t>
+      </w:r>
+    </w:p>
+    <w:p>
+      <w:pPr>
+        <w:pStyle w:val="a8"/>
+        <w:numPr>
+          <w:ilvl w:val="0"/>
+          <w:numId w:val="14"/>
+        </w:numPr>
+        <w:tabs>
+          <w:tab w:val="left" w:pos="993"/>
+        </w:tabs>
+        <w:spacing w:line="360" w:lineRule="auto"/>
+        <w:ind w:left="0" w:firstLine="709"/>
+        <w:jc w:val="both"/>
+        <w:rPr>
+          <w:sz w:val="28"/>
+          <w:szCs w:val="28"/>
+        </w:rPr>
+      </w:pPr>
+      <w:r>
+        <w:rPr>
+          <w:sz w:val="28"/>
+          <w:szCs w:val="28"/>
+        </w:rPr>
+        <w:t>подробное документирование разрабатываемого продукта.</w:t>
       </w:r>
     </w:p>
     <w:sectPr>
@@ -6454,6 +6669,119 @@
 <file path=word/numbering.xml><?xml version="1.0" encoding="utf-8"?>
 <w:numbering xmlns:wpc="http://schemas.microsoft.com/office/word/2010/wordprocessingCanvas" xmlns:cx="http://schemas.microsoft.com/office/drawing/2014/chartex" xmlns:cx1="http://schemas.microsoft.com/office/drawing/2015/9/8/chartex" xmlns:cx2="http://schemas.microsoft.com/office/drawing/2015/10/21/chartex" xmlns:cx3="http://schemas.microsoft.com/office/drawing/2016/5/9/chartex" xmlns:cx4="http://schemas.microsoft.com/office/drawing/2016/5/10/chartex" xmlns:cx5="http://schemas.microsoft.com/office/drawing/2016/5/11/chartex" xmlns:cx6="http://schemas.microsoft.com/office/drawing/2016/5/12/chartex" xmlns:cx7="http://schemas.microsoft.com/office/drawing/2016/5/13/chartex" xmlns:cx8="http://schemas.microsoft.com/office/drawing/2016/5/14/chartex" xmlns:mc="http://schemas.openxmlformats.org/markup-compatibility/2006" xmlns:aink="http://schemas.microsoft.com/office/drawing/2016/ink" xmlns:am3d="http://schemas.microsoft.com/office/drawing/2017/model3d" xmlns:o="urn:schemas-microsoft-com:office:office" xmlns:oel="http://schemas.microsoft.com/office/2019/extlst" xmlns:r="http://schemas.openxmlformats.org/officeDocument/2006/relationships" xmlns:m="http://schemas.openxmlformats.org/officeDocument/2006/math" xmlns:v="urn:schemas-microsoft-com:vml" xmlns:wp14="http://schemas.microsoft.com/office/word/2010/wordprocessingDrawing" xmlns:wp="http://schemas.openxmlformats.org/drawingml/2006/wordprocessingDrawing" xmlns:w10="urn:schemas-microsoft-com:office:word" xmlns:w="http://schemas.openxmlformats.org/wordprocessingml/2006/main" xmlns:w14="http://schemas.microsoft.com/office/word/2010/wordml" xmlns:w15="http://schemas.microsoft.com/office/word/2012/wordml" xmlns:w16cex="http://schemas.microsoft.com/office/word/2018/wordml/cex" xmlns:w16cid="http://schemas.microsoft.com/office/word/2016/wordml/cid" xmlns:w16="http://schemas.microsoft.com/office/word/2018/wordml" xmlns:w16du="http://schemas.microsoft.com/office/word/2023/wordml/word16du" xmlns:w16sdtdh="http://schemas.microsoft.com/office/word/2020/wordml/sdtdatahash" xmlns:w16sdtfl="http://schemas.microsoft.com/office/word/2024/wordml/sdtformatlock" xmlns:w16se="http://schemas.microsoft.com/office/word/2015/wordml/symex" xmlns:wpg="http://schemas.microsoft.com/office/word/2010/wordprocessingGroup" xmlns:wpi="http://schemas.microsoft.com/office/word/2010/wordprocessingInk" xmlns:wne="http://schemas.microsoft.com/office/word/2006/wordml" xmlns:wps="http://schemas.microsoft.com/office/word/2010/wordprocessingShape" mc:Ignorable="w14 w15 w16se w16cid w16 w16cex w16sdtdh w16sdtfl w16du wp14">
   <w:abstractNum w:abstractNumId="0" w15:restartNumberingAfterBreak="0">
+    <w:nsid w:val="02064C05"/>
+    <w:multiLevelType w:val="hybridMultilevel"/>
+    <w:tmpl w:val="4E801934"/>
+    <w:lvl w:ilvl="0" w:tplc="04190001">
+      <w:start w:val="1"/>
+      <w:numFmt w:val="bullet"/>
+      <w:lvlText w:val=""/>
+      <w:lvlJc w:val="left"/>
+      <w:pPr>
+        <w:ind w:left="1429" w:hanging="360"/>
+      </w:pPr>
+      <w:rPr>
+        <w:rFonts w:ascii="Symbol" w:hAnsi="Symbol" w:hint="default"/>
+      </w:rPr>
+    </w:lvl>
+    <w:lvl w:ilvl="1" w:tplc="04190003" w:tentative="1">
+      <w:start w:val="1"/>
+      <w:numFmt w:val="bullet"/>
+      <w:lvlText w:val="o"/>
+      <w:lvlJc w:val="left"/>
+      <w:pPr>
+        <w:ind w:left="2149" w:hanging="360"/>
+      </w:pPr>
+      <w:rPr>
+        <w:rFonts w:ascii="Courier New" w:hAnsi="Courier New" w:cs="Courier New" w:hint="default"/>
+      </w:rPr>
+    </w:lvl>
+    <w:lvl w:ilvl="2" w:tplc="04190005" w:tentative="1">
+      <w:start w:val="1"/>
+      <w:numFmt w:val="bullet"/>
+      <w:lvlText w:val=""/>
+      <w:lvlJc w:val="left"/>
+      <w:pPr>
+        <w:ind w:left="2869" w:hanging="360"/>
+      </w:pPr>
+      <w:rPr>
+        <w:rFonts w:ascii="Wingdings" w:hAnsi="Wingdings" w:hint="default"/>
+      </w:rPr>
+    </w:lvl>
+    <w:lvl w:ilvl="3" w:tplc="04190001" w:tentative="1">
+      <w:start w:val="1"/>
+      <w:numFmt w:val="bullet"/>
+      <w:lvlText w:val=""/>
+      <w:lvlJc w:val="left"/>
+      <w:pPr>
+        <w:ind w:left="3589" w:hanging="360"/>
+      </w:pPr>
+      <w:rPr>
+        <w:rFonts w:ascii="Symbol" w:hAnsi="Symbol" w:hint="default"/>
+      </w:rPr>
+    </w:lvl>
+    <w:lvl w:ilvl="4" w:tplc="04190003" w:tentative="1">
+      <w:start w:val="1"/>
+      <w:numFmt w:val="bullet"/>
+      <w:lvlText w:val="o"/>
+      <w:lvlJc w:val="left"/>
+      <w:pPr>
+        <w:ind w:left="4309" w:hanging="360"/>
+      </w:pPr>
+      <w:rPr>
+        <w:rFonts w:ascii="Courier New" w:hAnsi="Courier New" w:cs="Courier New" w:hint="default"/>
+      </w:rPr>
+    </w:lvl>
+    <w:lvl w:ilvl="5" w:tplc="04190005" w:tentative="1">
+      <w:start w:val="1"/>
+      <w:numFmt w:val="bullet"/>
+      <w:lvlText w:val=""/>
+      <w:lvlJc w:val="left"/>
+      <w:pPr>
+        <w:ind w:left="5029" w:hanging="360"/>
+      </w:pPr>
+      <w:rPr>
+        <w:rFonts w:ascii="Wingdings" w:hAnsi="Wingdings" w:hint="default"/>
+      </w:rPr>
+    </w:lvl>
+    <w:lvl w:ilvl="6" w:tplc="04190001" w:tentative="1">
+      <w:start w:val="1"/>
+      <w:numFmt w:val="bullet"/>
+      <w:lvlText w:val=""/>
+      <w:lvlJc w:val="left"/>
+      <w:pPr>
+        <w:ind w:left="5749" w:hanging="360"/>
+      </w:pPr>
+      <w:rPr>
+        <w:rFonts w:ascii="Symbol" w:hAnsi="Symbol" w:hint="default"/>
+      </w:rPr>
+    </w:lvl>
+    <w:lvl w:ilvl="7" w:tplc="04190003" w:tentative="1">
+      <w:start w:val="1"/>
+      <w:numFmt w:val="bullet"/>
+      <w:lvlText w:val="o"/>
+      <w:lvlJc w:val="left"/>
+      <w:pPr>
+        <w:ind w:left="6469" w:hanging="360"/>
+      </w:pPr>
+      <w:rPr>
+        <w:rFonts w:ascii="Courier New" w:hAnsi="Courier New" w:cs="Courier New" w:hint="default"/>
+      </w:rPr>
+    </w:lvl>
+    <w:lvl w:ilvl="8" w:tplc="04190005" w:tentative="1">
+      <w:start w:val="1"/>
+      <w:numFmt w:val="bullet"/>
+      <w:lvlText w:val=""/>
+      <w:lvlJc w:val="left"/>
+      <w:pPr>
+        <w:ind w:left="7189" w:hanging="360"/>
+      </w:pPr>
+      <w:rPr>
+        <w:rFonts w:ascii="Wingdings" w:hAnsi="Wingdings" w:hint="default"/>
+      </w:rPr>
+    </w:lvl>
+  </w:abstractNum>
+  <w:abstractNum w:abstractNumId="1" w15:restartNumberingAfterBreak="0">
     <w:nsid w:val="02D95B3E"/>
     <w:multiLevelType w:val="hybridMultilevel"/>
     <w:tmpl w:val="490CE24C"/>
@@ -6566,7 +6894,7 @@
       </w:rPr>
     </w:lvl>
   </w:abstractNum>
-  <w:abstractNum w:abstractNumId="1" w15:restartNumberingAfterBreak="0">
+  <w:abstractNum w:abstractNumId="2" w15:restartNumberingAfterBreak="0">
     <w:nsid w:val="185E7E61"/>
     <w:multiLevelType w:val="hybridMultilevel"/>
     <w:tmpl w:val="22B62398"/>
@@ -6652,7 +6980,7 @@
       </w:pPr>
     </w:lvl>
   </w:abstractNum>
-  <w:abstractNum w:abstractNumId="2" w15:restartNumberingAfterBreak="0">
+  <w:abstractNum w:abstractNumId="3" w15:restartNumberingAfterBreak="0">
     <w:nsid w:val="24AB5A74"/>
     <w:multiLevelType w:val="multilevel"/>
     <w:tmpl w:val="5FEE8E26"/>
@@ -6765,7 +7093,120 @@
       </w:rPr>
     </w:lvl>
   </w:abstractNum>
-  <w:abstractNum w:abstractNumId="3" w15:restartNumberingAfterBreak="0">
+  <w:abstractNum w:abstractNumId="4" w15:restartNumberingAfterBreak="0">
+    <w:nsid w:val="2B6F04D8"/>
+    <w:multiLevelType w:val="hybridMultilevel"/>
+    <w:tmpl w:val="F86E4FFC"/>
+    <w:lvl w:ilvl="0" w:tplc="EC449B6C">
+      <w:start w:val="1"/>
+      <w:numFmt w:val="bullet"/>
+      <w:lvlText w:val=""/>
+      <w:lvlJc w:val="left"/>
+      <w:pPr>
+        <w:ind w:left="1429" w:hanging="360"/>
+      </w:pPr>
+      <w:rPr>
+        <w:rFonts w:ascii="Symbol" w:hAnsi="Symbol" w:hint="default"/>
+      </w:rPr>
+    </w:lvl>
+    <w:lvl w:ilvl="1" w:tplc="FFFFFFFF" w:tentative="1">
+      <w:start w:val="1"/>
+      <w:numFmt w:val="bullet"/>
+      <w:lvlText w:val="o"/>
+      <w:lvlJc w:val="left"/>
+      <w:pPr>
+        <w:ind w:left="2149" w:hanging="360"/>
+      </w:pPr>
+      <w:rPr>
+        <w:rFonts w:ascii="Courier New" w:hAnsi="Courier New" w:cs="Courier New" w:hint="default"/>
+      </w:rPr>
+    </w:lvl>
+    <w:lvl w:ilvl="2" w:tplc="FFFFFFFF" w:tentative="1">
+      <w:start w:val="1"/>
+      <w:numFmt w:val="bullet"/>
+      <w:lvlText w:val=""/>
+      <w:lvlJc w:val="left"/>
+      <w:pPr>
+        <w:ind w:left="2869" w:hanging="360"/>
+      </w:pPr>
+      <w:rPr>
+        <w:rFonts w:ascii="Wingdings" w:hAnsi="Wingdings" w:hint="default"/>
+      </w:rPr>
+    </w:lvl>
+    <w:lvl w:ilvl="3" w:tplc="FFFFFFFF" w:tentative="1">
+      <w:start w:val="1"/>
+      <w:numFmt w:val="bullet"/>
+      <w:lvlText w:val=""/>
+      <w:lvlJc w:val="left"/>
+      <w:pPr>
+        <w:ind w:left="3589" w:hanging="360"/>
+      </w:pPr>
+      <w:rPr>
+        <w:rFonts w:ascii="Symbol" w:hAnsi="Symbol" w:hint="default"/>
+      </w:rPr>
+    </w:lvl>
+    <w:lvl w:ilvl="4" w:tplc="FFFFFFFF" w:tentative="1">
+      <w:start w:val="1"/>
+      <w:numFmt w:val="bullet"/>
+      <w:lvlText w:val="o"/>
+      <w:lvlJc w:val="left"/>
+      <w:pPr>
+        <w:ind w:left="4309" w:hanging="360"/>
+      </w:pPr>
+      <w:rPr>
+        <w:rFonts w:ascii="Courier New" w:hAnsi="Courier New" w:cs="Courier New" w:hint="default"/>
+      </w:rPr>
+    </w:lvl>
+    <w:lvl w:ilvl="5" w:tplc="FFFFFFFF" w:tentative="1">
+      <w:start w:val="1"/>
+      <w:numFmt w:val="bullet"/>
+      <w:lvlText w:val=""/>
+      <w:lvlJc w:val="left"/>
+      <w:pPr>
+        <w:ind w:left="5029" w:hanging="360"/>
+      </w:pPr>
+      <w:rPr>
+        <w:rFonts w:ascii="Wingdings" w:hAnsi="Wingdings" w:hint="default"/>
+      </w:rPr>
+    </w:lvl>
+    <w:lvl w:ilvl="6" w:tplc="FFFFFFFF" w:tentative="1">
+      <w:start w:val="1"/>
+      <w:numFmt w:val="bullet"/>
+      <w:lvlText w:val=""/>
+      <w:lvlJc w:val="left"/>
+      <w:pPr>
+        <w:ind w:left="5749" w:hanging="360"/>
+      </w:pPr>
+      <w:rPr>
+        <w:rFonts w:ascii="Symbol" w:hAnsi="Symbol" w:hint="default"/>
+      </w:rPr>
+    </w:lvl>
+    <w:lvl w:ilvl="7" w:tplc="FFFFFFFF" w:tentative="1">
+      <w:start w:val="1"/>
+      <w:numFmt w:val="bullet"/>
+      <w:lvlText w:val="o"/>
+      <w:lvlJc w:val="left"/>
+      <w:pPr>
+        <w:ind w:left="6469" w:hanging="360"/>
+      </w:pPr>
+      <w:rPr>
+        <w:rFonts w:ascii="Courier New" w:hAnsi="Courier New" w:cs="Courier New" w:hint="default"/>
+      </w:rPr>
+    </w:lvl>
+    <w:lvl w:ilvl="8" w:tplc="FFFFFFFF" w:tentative="1">
+      <w:start w:val="1"/>
+      <w:numFmt w:val="bullet"/>
+      <w:lvlText w:val=""/>
+      <w:lvlJc w:val="left"/>
+      <w:pPr>
+        <w:ind w:left="7189" w:hanging="360"/>
+      </w:pPr>
+      <w:rPr>
+        <w:rFonts w:ascii="Wingdings" w:hAnsi="Wingdings" w:hint="default"/>
+      </w:rPr>
+    </w:lvl>
+  </w:abstractNum>
+  <w:abstractNum w:abstractNumId="5" w15:restartNumberingAfterBreak="0">
     <w:nsid w:val="2C311212"/>
     <w:multiLevelType w:val="hybridMultilevel"/>
     <w:tmpl w:val="2196E800"/>
@@ -6851,7 +7292,7 @@
       </w:pPr>
     </w:lvl>
   </w:abstractNum>
-  <w:abstractNum w:abstractNumId="4" w15:restartNumberingAfterBreak="0">
+  <w:abstractNum w:abstractNumId="6" w15:restartNumberingAfterBreak="0">
     <w:nsid w:val="2EC32D8C"/>
     <w:multiLevelType w:val="hybridMultilevel"/>
     <w:tmpl w:val="0384322C"/>
@@ -6964,7 +7405,7 @@
       </w:rPr>
     </w:lvl>
   </w:abstractNum>
-  <w:abstractNum w:abstractNumId="5" w15:restartNumberingAfterBreak="0">
+  <w:abstractNum w:abstractNumId="7" w15:restartNumberingAfterBreak="0">
     <w:nsid w:val="473D2538"/>
     <w:multiLevelType w:val="hybridMultilevel"/>
     <w:tmpl w:val="15D88342"/>
@@ -7050,7 +7491,7 @@
       </w:pPr>
     </w:lvl>
   </w:abstractNum>
-  <w:abstractNum w:abstractNumId="6" w15:restartNumberingAfterBreak="0">
+  <w:abstractNum w:abstractNumId="8" w15:restartNumberingAfterBreak="0">
     <w:nsid w:val="47BD64BF"/>
     <w:multiLevelType w:val="hybridMultilevel"/>
     <w:tmpl w:val="D28E22FE"/>
@@ -7163,7 +7604,7 @@
       </w:rPr>
     </w:lvl>
   </w:abstractNum>
-  <w:abstractNum w:abstractNumId="7" w15:restartNumberingAfterBreak="0">
+  <w:abstractNum w:abstractNumId="9" w15:restartNumberingAfterBreak="0">
     <w:nsid w:val="551140E3"/>
     <w:multiLevelType w:val="hybridMultilevel"/>
     <w:tmpl w:val="3EDCC926"/>
@@ -7276,7 +7717,7 @@
       </w:rPr>
     </w:lvl>
   </w:abstractNum>
-  <w:abstractNum w:abstractNumId="8" w15:restartNumberingAfterBreak="0">
+  <w:abstractNum w:abstractNumId="10" w15:restartNumberingAfterBreak="0">
     <w:nsid w:val="5EDC6F60"/>
     <w:multiLevelType w:val="hybridMultilevel"/>
     <w:tmpl w:val="F9A4B972"/>
@@ -7389,7 +7830,7 @@
       </w:rPr>
     </w:lvl>
   </w:abstractNum>
-  <w:abstractNum w:abstractNumId="9" w15:restartNumberingAfterBreak="0">
+  <w:abstractNum w:abstractNumId="11" w15:restartNumberingAfterBreak="0">
     <w:nsid w:val="670332D0"/>
     <w:multiLevelType w:val="hybridMultilevel"/>
     <w:tmpl w:val="07A0F6FE"/>
@@ -7475,7 +7916,7 @@
       </w:pPr>
     </w:lvl>
   </w:abstractNum>
-  <w:abstractNum w:abstractNumId="10" w15:restartNumberingAfterBreak="0">
+  <w:abstractNum w:abstractNumId="12" w15:restartNumberingAfterBreak="0">
     <w:nsid w:val="797D115E"/>
     <w:multiLevelType w:val="hybridMultilevel"/>
     <w:tmpl w:val="F620C11E"/>
@@ -7562,10 +8003,10 @@
     </w:lvl>
   </w:abstractNum>
   <w:num w:numId="1" w16cid:durableId="1033115266">
-    <w:abstractNumId w:val="2"/>
+    <w:abstractNumId w:val="3"/>
   </w:num>
   <w:num w:numId="2" w16cid:durableId="789782562">
-    <w:abstractNumId w:val="1"/>
+    <w:abstractNumId w:val="2"/>
     <w:lvlOverride w:ilvl="0">
       <w:startOverride w:val="1"/>
     </w:lvlOverride>
@@ -7595,34 +8036,40 @@
     </w:lvlOverride>
   </w:num>
   <w:num w:numId="3" w16cid:durableId="281114706">
+    <w:abstractNumId w:val="2"/>
+  </w:num>
+  <w:num w:numId="4" w16cid:durableId="1204829467">
     <w:abstractNumId w:val="1"/>
   </w:num>
-  <w:num w:numId="4" w16cid:durableId="1204829467">
+  <w:num w:numId="5" w16cid:durableId="627246968">
+    <w:abstractNumId w:val="6"/>
+  </w:num>
+  <w:num w:numId="6" w16cid:durableId="400566673">
+    <w:abstractNumId w:val="9"/>
+  </w:num>
+  <w:num w:numId="7" w16cid:durableId="178082222">
+    <w:abstractNumId w:val="8"/>
+  </w:num>
+  <w:num w:numId="8" w16cid:durableId="1002780817">
+    <w:abstractNumId w:val="10"/>
+  </w:num>
+  <w:num w:numId="9" w16cid:durableId="1212620978">
+    <w:abstractNumId w:val="12"/>
+  </w:num>
+  <w:num w:numId="10" w16cid:durableId="1685129152">
+    <w:abstractNumId w:val="5"/>
+  </w:num>
+  <w:num w:numId="11" w16cid:durableId="958032091">
+    <w:abstractNumId w:val="11"/>
+  </w:num>
+  <w:num w:numId="12" w16cid:durableId="469327779">
+    <w:abstractNumId w:val="7"/>
+  </w:num>
+  <w:num w:numId="13" w16cid:durableId="1614092932">
     <w:abstractNumId w:val="0"/>
   </w:num>
-  <w:num w:numId="5" w16cid:durableId="627246968">
+  <w:num w:numId="14" w16cid:durableId="67847395">
     <w:abstractNumId w:val="4"/>
-  </w:num>
-  <w:num w:numId="6" w16cid:durableId="400566673">
-    <w:abstractNumId w:val="7"/>
-  </w:num>
-  <w:num w:numId="7" w16cid:durableId="178082222">
-    <w:abstractNumId w:val="6"/>
-  </w:num>
-  <w:num w:numId="8" w16cid:durableId="1002780817">
-    <w:abstractNumId w:val="8"/>
-  </w:num>
-  <w:num w:numId="9" w16cid:durableId="1212620978">
-    <w:abstractNumId w:val="10"/>
-  </w:num>
-  <w:num w:numId="10" w16cid:durableId="1685129152">
-    <w:abstractNumId w:val="3"/>
-  </w:num>
-  <w:num w:numId="11" w16cid:durableId="958032091">
-    <w:abstractNumId w:val="9"/>
-  </w:num>
-  <w:num w:numId="12" w16cid:durableId="469327779">
-    <w:abstractNumId w:val="5"/>
   </w:num>
 </w:numbering>
 </file>
@@ -8108,6 +8555,7 @@
   <w:style w:type="character" w:default="1" w:styleId="a0">
     <w:name w:val="Default Paragraph Font"/>
     <w:uiPriority w:val="1"/>
+    <w:semiHidden/>
     <w:unhideWhenUsed/>
   </w:style>
   <w:style w:type="table" w:default="1" w:styleId="a1">

--- a/УПП/ПР-1 УПП Тарасевич.docx
+++ b/УПП/ПР-1 УПП Тарасевич.docx
@@ -79,9 +79,15 @@
           <w:sz w:val="22"/>
           <w:szCs w:val="22"/>
         </w:rPr>
-        <w:t xml:space="preserve">«Балтийский государственный технический университет «ВОЕНМЕХ» им. </w:t>
-      </w:r>
-      <w:proofErr w:type="gramStart"/>
+        <w:t>«Балтийский государственный технический университет «ВОЕНМЕХ» им. Д.Ф. Устинова»</w:t>
+      </w:r>
+    </w:p>
+    <w:p>
+      <w:pPr>
+        <w:pStyle w:val="a3"/>
+        <w:ind w:left="0"/>
+        <w:jc w:val="center"/>
+      </w:pPr>
       <w:r>
         <w:rPr>
           <w:b/>
@@ -89,53 +95,7 @@
           <w:sz w:val="22"/>
           <w:szCs w:val="22"/>
         </w:rPr>
-        <w:t>Д.Ф.</w:t>
-      </w:r>
-      <w:proofErr w:type="gramEnd"/>
-      <w:r>
-        <w:rPr>
-          <w:b/>
-          <w:color w:val="000000"/>
-          <w:sz w:val="22"/>
-          <w:szCs w:val="22"/>
-        </w:rPr>
-        <w:t xml:space="preserve"> Устинова»</w:t>
-      </w:r>
-    </w:p>
-    <w:p>
-      <w:pPr>
-        <w:pStyle w:val="a3"/>
-        <w:ind w:left="0"/>
-        <w:jc w:val="center"/>
-      </w:pPr>
-      <w:r>
-        <w:rPr>
-          <w:b/>
-          <w:color w:val="000000"/>
-          <w:sz w:val="22"/>
-          <w:szCs w:val="22"/>
-        </w:rPr>
-        <w:t xml:space="preserve">(БГТУ «ВОЕНМЕХ» им. </w:t>
-      </w:r>
-      <w:proofErr w:type="gramStart"/>
-      <w:r>
-        <w:rPr>
-          <w:b/>
-          <w:color w:val="000000"/>
-          <w:sz w:val="22"/>
-          <w:szCs w:val="22"/>
-        </w:rPr>
-        <w:t>Д.Ф.</w:t>
-      </w:r>
-      <w:proofErr w:type="gramEnd"/>
-      <w:r>
-        <w:rPr>
-          <w:b/>
-          <w:color w:val="000000"/>
-          <w:sz w:val="22"/>
-          <w:szCs w:val="22"/>
-        </w:rPr>
-        <w:t xml:space="preserve"> Устинова)</w:t>
+        <w:t>(БГТУ «ВОЕНМЕХ» им. Д.Ф. Устинова)</w:t>
       </w:r>
     </w:p>
     <w:p>
@@ -1216,16 +1176,8 @@
               <w:rPr>
                 <w:sz w:val="24"/>
               </w:rPr>
-              <w:t xml:space="preserve">Тарасевич </w:t>
-            </w:r>
-            <w:proofErr w:type="gramStart"/>
-            <w:r>
-              <w:rPr>
-                <w:sz w:val="24"/>
-              </w:rPr>
-              <w:t>В.В.</w:t>
-            </w:r>
-            <w:proofErr w:type="gramEnd"/>
+              <w:t>Тарасевич В.В.</w:t>
+            </w:r>
           </w:p>
         </w:tc>
       </w:tr>
@@ -2587,17 +2539,8 @@
           <w:sz w:val="28"/>
           <w:szCs w:val="28"/>
         </w:rPr>
-        <w:t>-</w:t>
-      </w:r>
-      <w:proofErr w:type="gramStart"/>
-      <w:r>
-        <w:rPr>
-          <w:sz w:val="28"/>
-          <w:szCs w:val="28"/>
-        </w:rPr>
-        <w:t>инфраструктур;</w:t>
-      </w:r>
-      <w:proofErr w:type="gramEnd"/>
+        <w:t>-инфраструктур;</w:t>
+      </w:r>
     </w:p>
     <w:p>
       <w:pPr>
@@ -2632,17 +2575,8 @@
           <w:sz w:val="28"/>
           <w:szCs w:val="28"/>
         </w:rPr>
-        <w:t xml:space="preserve"> – кроссплатформенное открытое ПО для мониторинга сетей, доступное как на ПК, так и на </w:t>
-      </w:r>
-      <w:proofErr w:type="gramStart"/>
-      <w:r>
-        <w:rPr>
-          <w:sz w:val="28"/>
-          <w:szCs w:val="28"/>
-        </w:rPr>
-        <w:t>смартфонах;</w:t>
-      </w:r>
-      <w:proofErr w:type="gramEnd"/>
+        <w:t xml:space="preserve"> – кроссплатформенное открытое ПО для мониторинга сетей, доступное как на ПК, так и на смартфонах;</w:t>
+      </w:r>
     </w:p>
     <w:p>
       <w:pPr>
@@ -5130,17 +5064,8 @@
           <w:sz w:val="28"/>
           <w:szCs w:val="28"/>
         </w:rPr>
-        <w:t xml:space="preserve"> – от 192 000 рублей в год, поддержка до десяти обращений в </w:t>
-      </w:r>
-      <w:proofErr w:type="gramStart"/>
-      <w:r>
-        <w:rPr>
-          <w:sz w:val="28"/>
-          <w:szCs w:val="28"/>
-        </w:rPr>
-        <w:t>год;</w:t>
-      </w:r>
-      <w:proofErr w:type="gramEnd"/>
+        <w:t xml:space="preserve"> – от 192 000 рублей в год, поддержка до десяти обращений в год;</w:t>
+      </w:r>
     </w:p>
     <w:p>
       <w:pPr>
@@ -5188,17 +5113,8 @@
           <w:sz w:val="28"/>
           <w:szCs w:val="28"/>
         </w:rPr>
-        <w:t xml:space="preserve"> 50 – от 113 000 рублей на три года, на 50 </w:t>
-      </w:r>
-      <w:proofErr w:type="gramStart"/>
-      <w:r>
-        <w:rPr>
-          <w:sz w:val="28"/>
-          <w:szCs w:val="28"/>
-        </w:rPr>
-        <w:t>узлов;</w:t>
-      </w:r>
-      <w:proofErr w:type="gramEnd"/>
+        <w:t xml:space="preserve"> 50 – от 113 000 рублей на три года, на 50 узлов;</w:t>
+      </w:r>
     </w:p>
     <w:p>
       <w:pPr>
@@ -5419,9 +5335,880 @@
           <w:sz w:val="28"/>
           <w:szCs w:val="28"/>
         </w:rPr>
-        <w:t xml:space="preserve">По результатам анализа продуктов конкурентов, можно заключить, что каждый из них имеет определённые недостатки, которые могут оттолкнуть пользователей. </w:t>
-      </w:r>
-    </w:p>
+        <w:t>Результаты анализа представлены в таблице 1.</w:t>
+      </w:r>
+    </w:p>
+    <w:p>
+      <w:pPr>
+        <w:spacing w:line="360" w:lineRule="auto"/>
+        <w:ind w:left="0"/>
+        <w:jc w:val="both"/>
+        <w:rPr>
+          <w:sz w:val="28"/>
+          <w:szCs w:val="28"/>
+        </w:rPr>
+      </w:pPr>
+      <w:r>
+        <w:rPr>
+          <w:sz w:val="28"/>
+          <w:szCs w:val="28"/>
+        </w:rPr>
+        <w:t>Таблица 1 – Результаты анализа продукции конкурентов</w:t>
+      </w:r>
+    </w:p>
+    <w:tbl>
+      <w:tblPr>
+        <w:tblStyle w:val="a5"/>
+        <w:tblW w:w="0" w:type="auto"/>
+        <w:tblLook w:val="04A0" w:firstRow="1" w:lastRow="0" w:firstColumn="1" w:lastColumn="0" w:noHBand="0" w:noVBand="1"/>
+      </w:tblPr>
+      <w:tblGrid>
+        <w:gridCol w:w="2857"/>
+        <w:gridCol w:w="3416"/>
+        <w:gridCol w:w="3072"/>
+      </w:tblGrid>
+      <w:tr>
+        <w:tc>
+          <w:tcPr>
+            <w:tcW w:w="2857" w:type="dxa"/>
+          </w:tcPr>
+          <w:p>
+            <w:pPr>
+              <w:spacing w:line="360" w:lineRule="auto"/>
+              <w:ind w:left="0"/>
+              <w:jc w:val="center"/>
+              <w:rPr>
+                <w:sz w:val="28"/>
+                <w:szCs w:val="28"/>
+              </w:rPr>
+            </w:pPr>
+            <w:r>
+              <w:rPr>
+                <w:sz w:val="28"/>
+                <w:szCs w:val="28"/>
+              </w:rPr>
+              <w:t>Аналог</w:t>
+            </w:r>
+          </w:p>
+        </w:tc>
+        <w:tc>
+          <w:tcPr>
+            <w:tcW w:w="3416" w:type="dxa"/>
+          </w:tcPr>
+          <w:p>
+            <w:pPr>
+              <w:spacing w:line="360" w:lineRule="auto"/>
+              <w:ind w:left="0"/>
+              <w:jc w:val="center"/>
+              <w:rPr>
+                <w:sz w:val="28"/>
+                <w:szCs w:val="28"/>
+              </w:rPr>
+            </w:pPr>
+            <w:r>
+              <w:rPr>
+                <w:sz w:val="28"/>
+                <w:szCs w:val="28"/>
+              </w:rPr>
+              <w:t>Достоинства</w:t>
+            </w:r>
+          </w:p>
+        </w:tc>
+        <w:tc>
+          <w:tcPr>
+            <w:tcW w:w="3072" w:type="dxa"/>
+          </w:tcPr>
+          <w:p>
+            <w:pPr>
+              <w:spacing w:line="360" w:lineRule="auto"/>
+              <w:ind w:left="0"/>
+              <w:jc w:val="center"/>
+              <w:rPr>
+                <w:sz w:val="28"/>
+                <w:szCs w:val="28"/>
+              </w:rPr>
+            </w:pPr>
+            <w:r>
+              <w:rPr>
+                <w:sz w:val="28"/>
+                <w:szCs w:val="28"/>
+              </w:rPr>
+              <w:t>Недостатки</w:t>
+            </w:r>
+          </w:p>
+        </w:tc>
+      </w:tr>
+      <w:tr>
+        <w:tc>
+          <w:tcPr>
+            <w:tcW w:w="2857" w:type="dxa"/>
+          </w:tcPr>
+          <w:p>
+            <w:pPr>
+              <w:spacing w:line="360" w:lineRule="auto"/>
+              <w:ind w:left="0"/>
+              <w:jc w:val="both"/>
+              <w:rPr>
+                <w:sz w:val="28"/>
+                <w:szCs w:val="28"/>
+                <w:lang w:val="en-US"/>
+              </w:rPr>
+            </w:pPr>
+            <w:proofErr w:type="spellStart"/>
+            <w:r>
+              <w:rPr>
+                <w:sz w:val="28"/>
+                <w:szCs w:val="28"/>
+                <w:lang w:val="en-US"/>
+              </w:rPr>
+              <w:t>NetXMS</w:t>
+            </w:r>
+            <w:proofErr w:type="spellEnd"/>
+          </w:p>
+        </w:tc>
+        <w:tc>
+          <w:tcPr>
+            <w:tcW w:w="3416" w:type="dxa"/>
+          </w:tcPr>
+          <w:p>
+            <w:pPr>
+              <w:pStyle w:val="a8"/>
+              <w:numPr>
+                <w:ilvl w:val="0"/>
+                <w:numId w:val="15"/>
+              </w:numPr>
+              <w:tabs>
+                <w:tab w:val="left" w:pos="371"/>
+              </w:tabs>
+              <w:spacing w:line="360" w:lineRule="auto"/>
+              <w:ind w:left="0" w:firstLine="87"/>
+              <w:jc w:val="both"/>
+              <w:rPr>
+                <w:sz w:val="28"/>
+                <w:szCs w:val="28"/>
+              </w:rPr>
+            </w:pPr>
+            <w:r>
+              <w:rPr>
+                <w:sz w:val="28"/>
+                <w:szCs w:val="28"/>
+              </w:rPr>
+              <w:t xml:space="preserve">Поддержка основных версий протокола </w:t>
+            </w:r>
+            <w:r>
+              <w:rPr>
+                <w:sz w:val="28"/>
+                <w:szCs w:val="28"/>
+                <w:lang w:val="en-US"/>
+              </w:rPr>
+              <w:t>SNMP</w:t>
+            </w:r>
+          </w:p>
+          <w:p>
+            <w:pPr>
+              <w:pStyle w:val="a8"/>
+              <w:numPr>
+                <w:ilvl w:val="0"/>
+                <w:numId w:val="15"/>
+              </w:numPr>
+              <w:tabs>
+                <w:tab w:val="left" w:pos="371"/>
+              </w:tabs>
+              <w:spacing w:line="360" w:lineRule="auto"/>
+              <w:ind w:left="0" w:firstLine="87"/>
+              <w:jc w:val="both"/>
+              <w:rPr>
+                <w:sz w:val="28"/>
+                <w:szCs w:val="28"/>
+              </w:rPr>
+            </w:pPr>
+            <w:r>
+              <w:rPr>
+                <w:sz w:val="28"/>
+                <w:szCs w:val="28"/>
+              </w:rPr>
+              <w:t>Автоматическое построение карты сети</w:t>
+            </w:r>
+          </w:p>
+          <w:p>
+            <w:pPr>
+              <w:pStyle w:val="a8"/>
+              <w:numPr>
+                <w:ilvl w:val="0"/>
+                <w:numId w:val="15"/>
+              </w:numPr>
+              <w:tabs>
+                <w:tab w:val="left" w:pos="371"/>
+              </w:tabs>
+              <w:spacing w:line="360" w:lineRule="auto"/>
+              <w:ind w:left="0" w:firstLine="87"/>
+              <w:jc w:val="both"/>
+              <w:rPr>
+                <w:sz w:val="28"/>
+                <w:szCs w:val="28"/>
+              </w:rPr>
+            </w:pPr>
+            <w:r>
+              <w:rPr>
+                <w:sz w:val="28"/>
+                <w:szCs w:val="28"/>
+              </w:rPr>
+              <w:t>Кроссплатформенность</w:t>
+            </w:r>
+          </w:p>
+          <w:p>
+            <w:pPr>
+              <w:pStyle w:val="a8"/>
+              <w:numPr>
+                <w:ilvl w:val="0"/>
+                <w:numId w:val="15"/>
+              </w:numPr>
+              <w:tabs>
+                <w:tab w:val="left" w:pos="371"/>
+              </w:tabs>
+              <w:spacing w:line="360" w:lineRule="auto"/>
+              <w:ind w:left="0" w:firstLine="87"/>
+              <w:jc w:val="both"/>
+              <w:rPr>
+                <w:sz w:val="28"/>
+                <w:szCs w:val="28"/>
+              </w:rPr>
+            </w:pPr>
+            <w:r>
+              <w:rPr>
+                <w:sz w:val="28"/>
+                <w:szCs w:val="28"/>
+              </w:rPr>
+              <w:t>Автоматизация через скрипты</w:t>
+            </w:r>
+          </w:p>
+          <w:p>
+            <w:pPr>
+              <w:pStyle w:val="a8"/>
+              <w:numPr>
+                <w:ilvl w:val="0"/>
+                <w:numId w:val="15"/>
+              </w:numPr>
+              <w:tabs>
+                <w:tab w:val="left" w:pos="371"/>
+              </w:tabs>
+              <w:spacing w:line="360" w:lineRule="auto"/>
+              <w:ind w:left="0" w:firstLine="87"/>
+              <w:jc w:val="both"/>
+              <w:rPr>
+                <w:sz w:val="28"/>
+                <w:szCs w:val="28"/>
+              </w:rPr>
+            </w:pPr>
+            <w:r>
+              <w:rPr>
+                <w:sz w:val="28"/>
+                <w:szCs w:val="28"/>
+              </w:rPr>
+              <w:t>Пользовательский веб-интерфейс</w:t>
+            </w:r>
+          </w:p>
+          <w:p>
+            <w:pPr>
+              <w:pStyle w:val="a8"/>
+              <w:tabs>
+                <w:tab w:val="left" w:pos="371"/>
+              </w:tabs>
+              <w:spacing w:line="360" w:lineRule="auto"/>
+              <w:ind w:left="87"/>
+              <w:jc w:val="both"/>
+              <w:rPr>
+                <w:sz w:val="28"/>
+                <w:szCs w:val="28"/>
+              </w:rPr>
+            </w:pPr>
+          </w:p>
+        </w:tc>
+        <w:tc>
+          <w:tcPr>
+            <w:tcW w:w="3072" w:type="dxa"/>
+          </w:tcPr>
+          <w:p>
+            <w:pPr>
+              <w:pStyle w:val="a8"/>
+              <w:numPr>
+                <w:ilvl w:val="0"/>
+                <w:numId w:val="16"/>
+              </w:numPr>
+              <w:tabs>
+                <w:tab w:val="left" w:pos="412"/>
+              </w:tabs>
+              <w:spacing w:line="360" w:lineRule="auto"/>
+              <w:ind w:left="0" w:firstLine="129"/>
+              <w:jc w:val="both"/>
+              <w:rPr>
+                <w:sz w:val="28"/>
+                <w:szCs w:val="28"/>
+              </w:rPr>
+            </w:pPr>
+            <w:r>
+              <w:rPr>
+                <w:sz w:val="28"/>
+                <w:szCs w:val="28"/>
+              </w:rPr>
+              <w:t>Неполноценная документация</w:t>
+            </w:r>
+          </w:p>
+          <w:p>
+            <w:pPr>
+              <w:pStyle w:val="a8"/>
+              <w:numPr>
+                <w:ilvl w:val="0"/>
+                <w:numId w:val="16"/>
+              </w:numPr>
+              <w:tabs>
+                <w:tab w:val="left" w:pos="412"/>
+              </w:tabs>
+              <w:spacing w:line="360" w:lineRule="auto"/>
+              <w:ind w:left="0" w:firstLine="129"/>
+              <w:jc w:val="both"/>
+              <w:rPr>
+                <w:sz w:val="28"/>
+                <w:szCs w:val="28"/>
+              </w:rPr>
+            </w:pPr>
+            <w:r>
+              <w:rPr>
+                <w:sz w:val="28"/>
+                <w:szCs w:val="28"/>
+              </w:rPr>
+              <w:t>Отсутствие поддержки некоторых устройств</w:t>
+            </w:r>
+          </w:p>
+        </w:tc>
+      </w:tr>
+    </w:tbl>
+    <w:p/>
+    <w:p>
+      <w:pPr>
+        <w:spacing w:line="360" w:lineRule="auto"/>
+        <w:ind w:left="0"/>
+        <w:rPr>
+          <w:sz w:val="28"/>
+          <w:szCs w:val="28"/>
+        </w:rPr>
+      </w:pPr>
+      <w:r>
+        <w:rPr>
+          <w:sz w:val="28"/>
+          <w:szCs w:val="28"/>
+        </w:rPr>
+        <w:lastRenderedPageBreak/>
+        <w:t>Продолжение таблицы 1</w:t>
+      </w:r>
+    </w:p>
+    <w:tbl>
+      <w:tblPr>
+        <w:tblStyle w:val="a5"/>
+        <w:tblW w:w="0" w:type="auto"/>
+        <w:tblLook w:val="04A0" w:firstRow="1" w:lastRow="0" w:firstColumn="1" w:lastColumn="0" w:noHBand="0" w:noVBand="1"/>
+      </w:tblPr>
+      <w:tblGrid>
+        <w:gridCol w:w="2857"/>
+        <w:gridCol w:w="3416"/>
+        <w:gridCol w:w="3072"/>
+      </w:tblGrid>
+      <w:tr>
+        <w:tc>
+          <w:tcPr>
+            <w:tcW w:w="2857" w:type="dxa"/>
+          </w:tcPr>
+          <w:p>
+            <w:pPr>
+              <w:spacing w:line="360" w:lineRule="auto"/>
+              <w:ind w:left="0"/>
+              <w:jc w:val="center"/>
+              <w:rPr>
+                <w:sz w:val="28"/>
+                <w:szCs w:val="28"/>
+              </w:rPr>
+            </w:pPr>
+            <w:r>
+              <w:rPr>
+                <w:sz w:val="28"/>
+                <w:szCs w:val="28"/>
+              </w:rPr>
+              <w:t>Аналог</w:t>
+            </w:r>
+          </w:p>
+        </w:tc>
+        <w:tc>
+          <w:tcPr>
+            <w:tcW w:w="3416" w:type="dxa"/>
+          </w:tcPr>
+          <w:p>
+            <w:pPr>
+              <w:pStyle w:val="a8"/>
+              <w:tabs>
+                <w:tab w:val="left" w:pos="371"/>
+              </w:tabs>
+              <w:spacing w:line="360" w:lineRule="auto"/>
+              <w:ind w:left="87"/>
+              <w:jc w:val="center"/>
+              <w:rPr>
+                <w:sz w:val="28"/>
+                <w:szCs w:val="28"/>
+              </w:rPr>
+            </w:pPr>
+            <w:r>
+              <w:rPr>
+                <w:sz w:val="28"/>
+                <w:szCs w:val="28"/>
+              </w:rPr>
+              <w:t>Достоинства</w:t>
+            </w:r>
+          </w:p>
+        </w:tc>
+        <w:tc>
+          <w:tcPr>
+            <w:tcW w:w="3072" w:type="dxa"/>
+          </w:tcPr>
+          <w:p>
+            <w:pPr>
+              <w:pStyle w:val="a8"/>
+              <w:tabs>
+                <w:tab w:val="left" w:pos="412"/>
+              </w:tabs>
+              <w:spacing w:line="360" w:lineRule="auto"/>
+              <w:ind w:left="129"/>
+              <w:jc w:val="center"/>
+              <w:rPr>
+                <w:sz w:val="28"/>
+                <w:szCs w:val="28"/>
+              </w:rPr>
+            </w:pPr>
+            <w:r>
+              <w:rPr>
+                <w:sz w:val="28"/>
+                <w:szCs w:val="28"/>
+              </w:rPr>
+              <w:t>Недостатки</w:t>
+            </w:r>
+          </w:p>
+        </w:tc>
+      </w:tr>
+      <w:tr>
+        <w:tc>
+          <w:tcPr>
+            <w:tcW w:w="2857" w:type="dxa"/>
+          </w:tcPr>
+          <w:p>
+            <w:pPr>
+              <w:spacing w:line="360" w:lineRule="auto"/>
+              <w:ind w:left="0"/>
+              <w:jc w:val="both"/>
+              <w:rPr>
+                <w:sz w:val="28"/>
+                <w:szCs w:val="28"/>
+                <w:lang w:val="en-US"/>
+              </w:rPr>
+            </w:pPr>
+            <w:r>
+              <w:rPr>
+                <w:sz w:val="28"/>
+                <w:szCs w:val="28"/>
+                <w:lang w:val="en-US"/>
+              </w:rPr>
+              <w:t>Zabbix</w:t>
+            </w:r>
+          </w:p>
+        </w:tc>
+        <w:tc>
+          <w:tcPr>
+            <w:tcW w:w="3416" w:type="dxa"/>
+          </w:tcPr>
+          <w:p>
+            <w:pPr>
+              <w:pStyle w:val="a8"/>
+              <w:numPr>
+                <w:ilvl w:val="0"/>
+                <w:numId w:val="17"/>
+              </w:numPr>
+              <w:tabs>
+                <w:tab w:val="left" w:pos="447"/>
+              </w:tabs>
+              <w:spacing w:line="360" w:lineRule="auto"/>
+              <w:ind w:left="0" w:firstLine="164"/>
+              <w:jc w:val="both"/>
+              <w:rPr>
+                <w:sz w:val="28"/>
+                <w:szCs w:val="28"/>
+              </w:rPr>
+            </w:pPr>
+            <w:r>
+              <w:rPr>
+                <w:sz w:val="28"/>
+                <w:szCs w:val="28"/>
+              </w:rPr>
+              <w:t xml:space="preserve">Поддержка основных версий протокола </w:t>
+            </w:r>
+            <w:r>
+              <w:rPr>
+                <w:sz w:val="28"/>
+                <w:szCs w:val="28"/>
+                <w:lang w:val="en-US"/>
+              </w:rPr>
+              <w:t>SNMP</w:t>
+            </w:r>
+          </w:p>
+          <w:p>
+            <w:pPr>
+              <w:pStyle w:val="a8"/>
+              <w:numPr>
+                <w:ilvl w:val="0"/>
+                <w:numId w:val="17"/>
+              </w:numPr>
+              <w:tabs>
+                <w:tab w:val="left" w:pos="447"/>
+              </w:tabs>
+              <w:spacing w:line="360" w:lineRule="auto"/>
+              <w:ind w:left="0" w:firstLine="164"/>
+              <w:jc w:val="both"/>
+              <w:rPr>
+                <w:sz w:val="28"/>
+                <w:szCs w:val="28"/>
+              </w:rPr>
+            </w:pPr>
+            <w:r>
+              <w:rPr>
+                <w:sz w:val="28"/>
+                <w:szCs w:val="28"/>
+              </w:rPr>
+              <w:t>Глубокий мониторинг как сети, так и служб и баз данных</w:t>
+            </w:r>
+          </w:p>
+          <w:p>
+            <w:pPr>
+              <w:pStyle w:val="a8"/>
+              <w:numPr>
+                <w:ilvl w:val="0"/>
+                <w:numId w:val="17"/>
+              </w:numPr>
+              <w:tabs>
+                <w:tab w:val="left" w:pos="447"/>
+              </w:tabs>
+              <w:spacing w:line="360" w:lineRule="auto"/>
+              <w:ind w:left="0" w:firstLine="164"/>
+              <w:jc w:val="both"/>
+              <w:rPr>
+                <w:sz w:val="28"/>
+                <w:szCs w:val="28"/>
+              </w:rPr>
+            </w:pPr>
+            <w:r>
+              <w:rPr>
+                <w:sz w:val="28"/>
+                <w:szCs w:val="28"/>
+              </w:rPr>
+              <w:t>Масштабируемость</w:t>
+            </w:r>
+          </w:p>
+          <w:p>
+            <w:pPr>
+              <w:pStyle w:val="a8"/>
+              <w:numPr>
+                <w:ilvl w:val="0"/>
+                <w:numId w:val="17"/>
+              </w:numPr>
+              <w:tabs>
+                <w:tab w:val="left" w:pos="447"/>
+              </w:tabs>
+              <w:spacing w:line="360" w:lineRule="auto"/>
+              <w:ind w:left="0" w:firstLine="164"/>
+              <w:jc w:val="both"/>
+              <w:rPr>
+                <w:sz w:val="28"/>
+                <w:szCs w:val="28"/>
+              </w:rPr>
+            </w:pPr>
+            <w:r>
+              <w:rPr>
+                <w:sz w:val="28"/>
+                <w:szCs w:val="28"/>
+              </w:rPr>
+              <w:t>Пользовательский веб-интерфейс</w:t>
+            </w:r>
+          </w:p>
+        </w:tc>
+        <w:tc>
+          <w:tcPr>
+            <w:tcW w:w="3072" w:type="dxa"/>
+          </w:tcPr>
+          <w:p>
+            <w:pPr>
+              <w:pStyle w:val="a8"/>
+              <w:numPr>
+                <w:ilvl w:val="0"/>
+                <w:numId w:val="18"/>
+              </w:numPr>
+              <w:tabs>
+                <w:tab w:val="left" w:pos="434"/>
+              </w:tabs>
+              <w:spacing w:line="360" w:lineRule="auto"/>
+              <w:ind w:left="0" w:firstLine="151"/>
+              <w:jc w:val="both"/>
+              <w:rPr>
+                <w:sz w:val="28"/>
+                <w:szCs w:val="28"/>
+              </w:rPr>
+            </w:pPr>
+            <w:r>
+              <w:rPr>
+                <w:sz w:val="28"/>
+                <w:szCs w:val="28"/>
+              </w:rPr>
+              <w:t>Отсутствие возможности автоматического построения карты сети</w:t>
+            </w:r>
+          </w:p>
+          <w:p>
+            <w:pPr>
+              <w:pStyle w:val="a8"/>
+              <w:numPr>
+                <w:ilvl w:val="0"/>
+                <w:numId w:val="18"/>
+              </w:numPr>
+              <w:tabs>
+                <w:tab w:val="left" w:pos="434"/>
+              </w:tabs>
+              <w:spacing w:line="360" w:lineRule="auto"/>
+              <w:ind w:left="0" w:firstLine="151"/>
+              <w:jc w:val="both"/>
+              <w:rPr>
+                <w:sz w:val="28"/>
+                <w:szCs w:val="28"/>
+              </w:rPr>
+            </w:pPr>
+            <w:r>
+              <w:rPr>
+                <w:sz w:val="28"/>
+                <w:szCs w:val="28"/>
+              </w:rPr>
+              <w:t>Требовательность к системным ресурсам</w:t>
+            </w:r>
+          </w:p>
+          <w:p>
+            <w:pPr>
+              <w:pStyle w:val="a8"/>
+              <w:numPr>
+                <w:ilvl w:val="0"/>
+                <w:numId w:val="18"/>
+              </w:numPr>
+              <w:tabs>
+                <w:tab w:val="left" w:pos="434"/>
+              </w:tabs>
+              <w:spacing w:line="360" w:lineRule="auto"/>
+              <w:ind w:left="0" w:firstLine="151"/>
+              <w:jc w:val="both"/>
+              <w:rPr>
+                <w:sz w:val="28"/>
+                <w:szCs w:val="28"/>
+              </w:rPr>
+            </w:pPr>
+            <w:r>
+              <w:rPr>
+                <w:sz w:val="28"/>
+                <w:szCs w:val="28"/>
+              </w:rPr>
+              <w:t xml:space="preserve">Отсутствие возможности развёртки сервера на </w:t>
+            </w:r>
+            <w:r>
+              <w:rPr>
+                <w:sz w:val="28"/>
+                <w:szCs w:val="28"/>
+                <w:lang w:val="en-US"/>
+              </w:rPr>
+              <w:t>Windows</w:t>
+            </w:r>
+          </w:p>
+        </w:tc>
+      </w:tr>
+      <w:tr>
+        <w:tc>
+          <w:tcPr>
+            <w:tcW w:w="2857" w:type="dxa"/>
+          </w:tcPr>
+          <w:p>
+            <w:pPr>
+              <w:spacing w:line="360" w:lineRule="auto"/>
+              <w:ind w:left="0"/>
+              <w:jc w:val="both"/>
+              <w:rPr>
+                <w:sz w:val="28"/>
+                <w:szCs w:val="28"/>
+              </w:rPr>
+            </w:pPr>
+            <w:r>
+              <w:rPr>
+                <w:sz w:val="28"/>
+                <w:szCs w:val="28"/>
+                <w:lang w:val="en-US"/>
+              </w:rPr>
+              <w:t>Nagios</w:t>
+            </w:r>
+          </w:p>
+        </w:tc>
+        <w:tc>
+          <w:tcPr>
+            <w:tcW w:w="3416" w:type="dxa"/>
+          </w:tcPr>
+          <w:p>
+            <w:pPr>
+              <w:pStyle w:val="a8"/>
+              <w:numPr>
+                <w:ilvl w:val="0"/>
+                <w:numId w:val="19"/>
+              </w:numPr>
+              <w:tabs>
+                <w:tab w:val="left" w:pos="447"/>
+              </w:tabs>
+              <w:spacing w:line="360" w:lineRule="auto"/>
+              <w:ind w:left="-32" w:firstLine="164"/>
+              <w:jc w:val="both"/>
+              <w:rPr>
+                <w:sz w:val="28"/>
+                <w:szCs w:val="28"/>
+              </w:rPr>
+            </w:pPr>
+            <w:r>
+              <w:rPr>
+                <w:sz w:val="28"/>
+                <w:szCs w:val="28"/>
+              </w:rPr>
+              <w:t xml:space="preserve">Поддержка основных версий протокола </w:t>
+            </w:r>
+            <w:r>
+              <w:rPr>
+                <w:sz w:val="28"/>
+                <w:szCs w:val="28"/>
+                <w:lang w:val="en-US"/>
+              </w:rPr>
+              <w:t>SNMP</w:t>
+            </w:r>
+            <w:r>
+              <w:rPr>
+                <w:sz w:val="28"/>
+                <w:szCs w:val="28"/>
+              </w:rPr>
+              <w:t xml:space="preserve"> </w:t>
+            </w:r>
+          </w:p>
+          <w:p>
+            <w:pPr>
+              <w:pStyle w:val="a8"/>
+              <w:numPr>
+                <w:ilvl w:val="0"/>
+                <w:numId w:val="19"/>
+              </w:numPr>
+              <w:tabs>
+                <w:tab w:val="left" w:pos="447"/>
+              </w:tabs>
+              <w:spacing w:line="360" w:lineRule="auto"/>
+              <w:ind w:left="-32" w:firstLine="164"/>
+              <w:jc w:val="both"/>
+              <w:rPr>
+                <w:sz w:val="28"/>
+                <w:szCs w:val="28"/>
+              </w:rPr>
+            </w:pPr>
+            <w:r>
+              <w:rPr>
+                <w:sz w:val="28"/>
+                <w:szCs w:val="28"/>
+              </w:rPr>
+              <w:t>Модульность системы за счёт плагинов</w:t>
+            </w:r>
+          </w:p>
+          <w:p>
+            <w:pPr>
+              <w:pStyle w:val="a8"/>
+              <w:numPr>
+                <w:ilvl w:val="0"/>
+                <w:numId w:val="19"/>
+              </w:numPr>
+              <w:tabs>
+                <w:tab w:val="left" w:pos="447"/>
+              </w:tabs>
+              <w:spacing w:line="360" w:lineRule="auto"/>
+              <w:ind w:left="-32" w:firstLine="164"/>
+              <w:jc w:val="both"/>
+              <w:rPr>
+                <w:sz w:val="28"/>
+                <w:szCs w:val="28"/>
+              </w:rPr>
+            </w:pPr>
+            <w:r>
+              <w:rPr>
+                <w:sz w:val="28"/>
+                <w:szCs w:val="28"/>
+              </w:rPr>
+              <w:t>Подробная документация</w:t>
+            </w:r>
+          </w:p>
+        </w:tc>
+        <w:tc>
+          <w:tcPr>
+            <w:tcW w:w="3072" w:type="dxa"/>
+          </w:tcPr>
+          <w:p>
+            <w:pPr>
+              <w:pStyle w:val="a8"/>
+              <w:numPr>
+                <w:ilvl w:val="0"/>
+                <w:numId w:val="20"/>
+              </w:numPr>
+              <w:tabs>
+                <w:tab w:val="left" w:pos="404"/>
+              </w:tabs>
+              <w:spacing w:line="360" w:lineRule="auto"/>
+              <w:ind w:left="0" w:firstLine="151"/>
+              <w:jc w:val="both"/>
+              <w:rPr>
+                <w:sz w:val="28"/>
+                <w:szCs w:val="28"/>
+              </w:rPr>
+            </w:pPr>
+            <w:r>
+              <w:rPr>
+                <w:sz w:val="28"/>
+                <w:szCs w:val="28"/>
+              </w:rPr>
+              <w:t>Ограниченный функционал без использования сторонних плагинов</w:t>
+            </w:r>
+          </w:p>
+          <w:p>
+            <w:pPr>
+              <w:pStyle w:val="a8"/>
+              <w:numPr>
+                <w:ilvl w:val="0"/>
+                <w:numId w:val="20"/>
+              </w:numPr>
+              <w:tabs>
+                <w:tab w:val="left" w:pos="404"/>
+              </w:tabs>
+              <w:spacing w:line="360" w:lineRule="auto"/>
+              <w:ind w:left="0" w:firstLine="151"/>
+              <w:jc w:val="both"/>
+              <w:rPr>
+                <w:sz w:val="28"/>
+                <w:szCs w:val="28"/>
+              </w:rPr>
+            </w:pPr>
+            <w:r>
+              <w:rPr>
+                <w:sz w:val="28"/>
+                <w:szCs w:val="28"/>
+              </w:rPr>
+              <w:t>Неполноценный веб-интерфейс</w:t>
+            </w:r>
+          </w:p>
+        </w:tc>
+      </w:tr>
+    </w:tbl>
     <w:p>
       <w:pPr>
         <w:spacing w:line="360" w:lineRule="auto"/>
@@ -5432,57 +6219,6 @@
           <w:szCs w:val="28"/>
         </w:rPr>
       </w:pPr>
-      <w:r>
-        <w:rPr>
-          <w:sz w:val="28"/>
-          <w:szCs w:val="28"/>
-        </w:rPr>
-        <w:t xml:space="preserve">Для лучшего понимания преимуществ разрабатываемого продукта над продукцией конкурентов, следует провести </w:t>
-      </w:r>
-      <w:r>
-        <w:rPr>
-          <w:sz w:val="28"/>
-          <w:szCs w:val="28"/>
-          <w:lang w:val="en-US"/>
-        </w:rPr>
-        <w:t>SWOT</w:t>
-      </w:r>
-      <w:r>
-        <w:rPr>
-          <w:sz w:val="28"/>
-          <w:szCs w:val="28"/>
-        </w:rPr>
-        <w:t>-анализ.</w:t>
-      </w:r>
-    </w:p>
-    <w:p>
-      <w:pPr>
-        <w:pStyle w:val="2"/>
-        <w:rPr>
-          <w:lang w:val="en-US"/>
-        </w:rPr>
-      </w:pPr>
-      <w:r>
-        <w:rPr>
-          <w:lang w:val="en-US"/>
-        </w:rPr>
-        <w:t xml:space="preserve">2.3 </w:t>
-      </w:r>
-      <w:r>
-        <w:rPr>
-          <w:lang w:val="en-US"/>
-        </w:rPr>
-        <w:t>SWOT</w:t>
-      </w:r>
-      <w:r>
-        <w:rPr>
-          <w:lang w:val="en-US"/>
-        </w:rPr>
-        <w:t>-</w:t>
-      </w:r>
-      <w:r>
-        <w:t>анализ</w:t>
-      </w:r>
     </w:p>
     <w:p>
       <w:pPr>
@@ -5498,131 +6234,8 @@
         <w:rPr>
           <w:sz w:val="28"/>
           <w:szCs w:val="28"/>
-          <w:lang w:val="en-US"/>
-        </w:rPr>
-        <w:t>SWOT</w:t>
-      </w:r>
-      <w:r>
-        <w:rPr>
-          <w:sz w:val="28"/>
-          <w:szCs w:val="28"/>
-          <w:lang w:val="en-US"/>
-        </w:rPr>
-        <w:t xml:space="preserve"> </w:t>
-      </w:r>
-      <w:r>
-        <w:rPr>
-          <w:sz w:val="28"/>
-          <w:szCs w:val="28"/>
-        </w:rPr>
-        <w:t>расшифровывается</w:t>
-      </w:r>
-      <w:r>
-        <w:rPr>
-          <w:sz w:val="28"/>
-          <w:szCs w:val="28"/>
-          <w:lang w:val="en-US"/>
-        </w:rPr>
-        <w:t xml:space="preserve"> </w:t>
-      </w:r>
-      <w:r>
-        <w:rPr>
-          <w:sz w:val="28"/>
-          <w:szCs w:val="28"/>
-        </w:rPr>
-        <w:t>как</w:t>
-      </w:r>
-      <w:r>
-        <w:rPr>
-          <w:sz w:val="28"/>
-          <w:szCs w:val="28"/>
-          <w:lang w:val="en-US"/>
-        </w:rPr>
-        <w:t xml:space="preserve"> </w:t>
-      </w:r>
-      <w:r>
-        <w:rPr>
-          <w:sz w:val="28"/>
-          <w:szCs w:val="28"/>
-          <w:lang w:val="en-US"/>
-        </w:rPr>
-        <w:t>Strengths</w:t>
-      </w:r>
-      <w:r>
-        <w:rPr>
-          <w:sz w:val="28"/>
-          <w:szCs w:val="28"/>
-          <w:lang w:val="en-US"/>
-        </w:rPr>
-        <w:t xml:space="preserve">, </w:t>
-      </w:r>
-      <w:r>
-        <w:rPr>
-          <w:sz w:val="28"/>
-          <w:szCs w:val="28"/>
-          <w:lang w:val="en-US"/>
-        </w:rPr>
-        <w:t>Weaknesses</w:t>
-      </w:r>
-      <w:r>
-        <w:rPr>
-          <w:sz w:val="28"/>
-          <w:szCs w:val="28"/>
-          <w:lang w:val="en-US"/>
-        </w:rPr>
-        <w:t xml:space="preserve">, </w:t>
-      </w:r>
-      <w:r>
-        <w:rPr>
-          <w:sz w:val="28"/>
-          <w:szCs w:val="28"/>
-          <w:lang w:val="en-US"/>
-        </w:rPr>
-        <w:t>Opportunities, Threats</w:t>
-      </w:r>
-      <w:r>
-        <w:rPr>
-          <w:sz w:val="28"/>
-          <w:szCs w:val="28"/>
-          <w:lang w:val="en-US"/>
-        </w:rPr>
-        <w:t xml:space="preserve">. </w:t>
-      </w:r>
-      <w:r>
-        <w:rPr>
-          <w:sz w:val="28"/>
-          <w:szCs w:val="28"/>
-        </w:rPr>
-        <w:t xml:space="preserve">Такой метод анализа предполагает оценку сильных и слабых сторон продукта, его возможностей при дальнейшем развитии и внешних угроз со стороны рынка. Ниже, в таблице 1, представлен </w:t>
-      </w:r>
-      <w:r>
-        <w:rPr>
-          <w:sz w:val="28"/>
-          <w:szCs w:val="28"/>
-          <w:lang w:val="en-US"/>
-        </w:rPr>
-        <w:t>SWOT</w:t>
-      </w:r>
-      <w:r>
-        <w:rPr>
-          <w:sz w:val="28"/>
-          <w:szCs w:val="28"/>
-        </w:rPr>
-        <w:t>-</w:t>
-      </w:r>
-      <w:r>
-        <w:rPr>
-          <w:sz w:val="28"/>
-          <w:szCs w:val="28"/>
-        </w:rPr>
-        <w:t xml:space="preserve">анализ </w:t>
-      </w:r>
-      <w:r>
-        <w:rPr>
-          <w:sz w:val="28"/>
-          <w:szCs w:val="28"/>
-        </w:rPr>
-        <w:t>освещённых выше аналогов.</w:t>
+        </w:rPr>
+        <w:t xml:space="preserve">По результатам анализа продуктов конкурентов, можно заключить, что каждый из них имеет определённые недостатки, которые могут оттолкнуть пользователей. </w:t>
       </w:r>
     </w:p>
     <w:p>
@@ -5635,6 +6248,57 @@
           <w:szCs w:val="28"/>
         </w:rPr>
       </w:pPr>
+      <w:r>
+        <w:rPr>
+          <w:sz w:val="28"/>
+          <w:szCs w:val="28"/>
+        </w:rPr>
+        <w:t xml:space="preserve">Для лучшего понимания преимуществ разрабатываемого продукта над продукцией конкурентов, следует провести </w:t>
+      </w:r>
+      <w:r>
+        <w:rPr>
+          <w:sz w:val="28"/>
+          <w:szCs w:val="28"/>
+          <w:lang w:val="en-US"/>
+        </w:rPr>
+        <w:t>SWOT</w:t>
+      </w:r>
+      <w:r>
+        <w:rPr>
+          <w:sz w:val="28"/>
+          <w:szCs w:val="28"/>
+        </w:rPr>
+        <w:t>-анализ.</w:t>
+      </w:r>
+    </w:p>
+    <w:p>
+      <w:pPr>
+        <w:pStyle w:val="2"/>
+        <w:rPr>
+          <w:lang w:val="en-US"/>
+        </w:rPr>
+      </w:pPr>
+      <w:r>
+        <w:rPr>
+          <w:lang w:val="en-US"/>
+        </w:rPr>
+        <w:t xml:space="preserve">2.3 </w:t>
+      </w:r>
+      <w:r>
+        <w:rPr>
+          <w:lang w:val="en-US"/>
+        </w:rPr>
+        <w:t>SWOT</w:t>
+      </w:r>
+      <w:r>
+        <w:rPr>
+          <w:lang w:val="en-US"/>
+        </w:rPr>
+        <w:t>-</w:t>
+      </w:r>
+      <w:r>
+        <w:t>анализ</w:t>
+      </w:r>
     </w:p>
     <w:p>
       <w:pPr>
@@ -5646,6 +6310,150 @@
           <w:szCs w:val="28"/>
         </w:rPr>
       </w:pPr>
+      <w:r>
+        <w:rPr>
+          <w:sz w:val="28"/>
+          <w:szCs w:val="28"/>
+          <w:lang w:val="en-US"/>
+        </w:rPr>
+        <w:t>SWOT</w:t>
+      </w:r>
+      <w:r>
+        <w:rPr>
+          <w:sz w:val="28"/>
+          <w:szCs w:val="28"/>
+          <w:lang w:val="en-US"/>
+        </w:rPr>
+        <w:t xml:space="preserve"> </w:t>
+      </w:r>
+      <w:r>
+        <w:rPr>
+          <w:sz w:val="28"/>
+          <w:szCs w:val="28"/>
+        </w:rPr>
+        <w:t>расшифровывается</w:t>
+      </w:r>
+      <w:r>
+        <w:rPr>
+          <w:sz w:val="28"/>
+          <w:szCs w:val="28"/>
+          <w:lang w:val="en-US"/>
+        </w:rPr>
+        <w:t xml:space="preserve"> </w:t>
+      </w:r>
+      <w:r>
+        <w:rPr>
+          <w:sz w:val="28"/>
+          <w:szCs w:val="28"/>
+        </w:rPr>
+        <w:t>как</w:t>
+      </w:r>
+      <w:r>
+        <w:rPr>
+          <w:sz w:val="28"/>
+          <w:szCs w:val="28"/>
+          <w:lang w:val="en-US"/>
+        </w:rPr>
+        <w:t xml:space="preserve"> </w:t>
+      </w:r>
+      <w:r>
+        <w:rPr>
+          <w:sz w:val="28"/>
+          <w:szCs w:val="28"/>
+          <w:lang w:val="en-US"/>
+        </w:rPr>
+        <w:t>Strengths</w:t>
+      </w:r>
+      <w:r>
+        <w:rPr>
+          <w:sz w:val="28"/>
+          <w:szCs w:val="28"/>
+          <w:lang w:val="en-US"/>
+        </w:rPr>
+        <w:t xml:space="preserve">, </w:t>
+      </w:r>
+      <w:r>
+        <w:rPr>
+          <w:sz w:val="28"/>
+          <w:szCs w:val="28"/>
+          <w:lang w:val="en-US"/>
+        </w:rPr>
+        <w:t>Weaknesses</w:t>
+      </w:r>
+      <w:r>
+        <w:rPr>
+          <w:sz w:val="28"/>
+          <w:szCs w:val="28"/>
+          <w:lang w:val="en-US"/>
+        </w:rPr>
+        <w:t xml:space="preserve">, </w:t>
+      </w:r>
+      <w:r>
+        <w:rPr>
+          <w:sz w:val="28"/>
+          <w:szCs w:val="28"/>
+          <w:lang w:val="en-US"/>
+        </w:rPr>
+        <w:t>Opportunities, Threats</w:t>
+      </w:r>
+      <w:r>
+        <w:rPr>
+          <w:sz w:val="28"/>
+          <w:szCs w:val="28"/>
+          <w:lang w:val="en-US"/>
+        </w:rPr>
+        <w:t xml:space="preserve">. </w:t>
+      </w:r>
+      <w:r>
+        <w:rPr>
+          <w:sz w:val="28"/>
+          <w:szCs w:val="28"/>
+        </w:rPr>
+        <w:t xml:space="preserve">Такой метод анализа предполагает оценку сильных и слабых сторон продукта, его возможностей при дальнейшем развитии и внешних угроз со стороны рынка. Ниже, в таблице </w:t>
+      </w:r>
+      <w:r>
+        <w:rPr>
+          <w:sz w:val="28"/>
+          <w:szCs w:val="28"/>
+        </w:rPr>
+        <w:t>2</w:t>
+      </w:r>
+      <w:r>
+        <w:rPr>
+          <w:sz w:val="28"/>
+          <w:szCs w:val="28"/>
+        </w:rPr>
+        <w:t xml:space="preserve">, представлен </w:t>
+      </w:r>
+      <w:r>
+        <w:rPr>
+          <w:sz w:val="28"/>
+          <w:szCs w:val="28"/>
+          <w:lang w:val="en-US"/>
+        </w:rPr>
+        <w:t>SWOT</w:t>
+      </w:r>
+      <w:r>
+        <w:rPr>
+          <w:sz w:val="28"/>
+          <w:szCs w:val="28"/>
+        </w:rPr>
+        <w:t>-</w:t>
+      </w:r>
+      <w:r>
+        <w:rPr>
+          <w:sz w:val="28"/>
+          <w:szCs w:val="28"/>
+        </w:rPr>
+        <w:t xml:space="preserve">анализ </w:t>
+      </w:r>
+      <w:r>
+        <w:rPr>
+          <w:sz w:val="28"/>
+          <w:szCs w:val="28"/>
+        </w:rPr>
+        <w:t>освещённых выше аналогов.</w:t>
+      </w:r>
     </w:p>
     <w:p>
       <w:pPr>
@@ -5674,7 +6482,21 @@
           <w:szCs w:val="28"/>
         </w:rPr>
         <w:lastRenderedPageBreak/>
-        <w:t xml:space="preserve">Таблица 1 – </w:t>
+        <w:t xml:space="preserve">Таблица </w:t>
+      </w:r>
+      <w:r>
+        <w:rPr>
+          <w:sz w:val="28"/>
+          <w:szCs w:val="28"/>
+        </w:rPr>
+        <w:t>2</w:t>
+      </w:r>
+      <w:r>
+        <w:rPr>
+          <w:sz w:val="28"/>
+          <w:szCs w:val="28"/>
+        </w:rPr>
+        <w:t xml:space="preserve"> – </w:t>
       </w:r>
       <w:r>
         <w:rPr>
@@ -6981,6 +7803,273 @@
     </w:lvl>
   </w:abstractNum>
   <w:abstractNum w:abstractNumId="3" w15:restartNumberingAfterBreak="0">
+    <w:nsid w:val="1FBE780D"/>
+    <w:multiLevelType w:val="hybridMultilevel"/>
+    <w:tmpl w:val="9B8CD5A4"/>
+    <w:lvl w:ilvl="0" w:tplc="0419000F">
+      <w:start w:val="1"/>
+      <w:numFmt w:val="decimal"/>
+      <w:lvlText w:val="%1."/>
+      <w:lvlJc w:val="left"/>
+      <w:pPr>
+        <w:ind w:left="720" w:hanging="360"/>
+      </w:pPr>
+      <w:rPr>
+        <w:rFonts w:hint="default"/>
+      </w:rPr>
+    </w:lvl>
+    <w:lvl w:ilvl="1" w:tplc="04190019" w:tentative="1">
+      <w:start w:val="1"/>
+      <w:numFmt w:val="lowerLetter"/>
+      <w:lvlText w:val="%2."/>
+      <w:lvlJc w:val="left"/>
+      <w:pPr>
+        <w:ind w:left="1440" w:hanging="360"/>
+      </w:pPr>
+    </w:lvl>
+    <w:lvl w:ilvl="2" w:tplc="0419001B" w:tentative="1">
+      <w:start w:val="1"/>
+      <w:numFmt w:val="lowerRoman"/>
+      <w:lvlText w:val="%3."/>
+      <w:lvlJc w:val="right"/>
+      <w:pPr>
+        <w:ind w:left="2160" w:hanging="180"/>
+      </w:pPr>
+    </w:lvl>
+    <w:lvl w:ilvl="3" w:tplc="0419000F" w:tentative="1">
+      <w:start w:val="1"/>
+      <w:numFmt w:val="decimal"/>
+      <w:lvlText w:val="%4."/>
+      <w:lvlJc w:val="left"/>
+      <w:pPr>
+        <w:ind w:left="2880" w:hanging="360"/>
+      </w:pPr>
+    </w:lvl>
+    <w:lvl w:ilvl="4" w:tplc="04190019" w:tentative="1">
+      <w:start w:val="1"/>
+      <w:numFmt w:val="lowerLetter"/>
+      <w:lvlText w:val="%5."/>
+      <w:lvlJc w:val="left"/>
+      <w:pPr>
+        <w:ind w:left="3600" w:hanging="360"/>
+      </w:pPr>
+    </w:lvl>
+    <w:lvl w:ilvl="5" w:tplc="0419001B" w:tentative="1">
+      <w:start w:val="1"/>
+      <w:numFmt w:val="lowerRoman"/>
+      <w:lvlText w:val="%6."/>
+      <w:lvlJc w:val="right"/>
+      <w:pPr>
+        <w:ind w:left="4320" w:hanging="180"/>
+      </w:pPr>
+    </w:lvl>
+    <w:lvl w:ilvl="6" w:tplc="0419000F" w:tentative="1">
+      <w:start w:val="1"/>
+      <w:numFmt w:val="decimal"/>
+      <w:lvlText w:val="%7."/>
+      <w:lvlJc w:val="left"/>
+      <w:pPr>
+        <w:ind w:left="5040" w:hanging="360"/>
+      </w:pPr>
+    </w:lvl>
+    <w:lvl w:ilvl="7" w:tplc="04190019" w:tentative="1">
+      <w:start w:val="1"/>
+      <w:numFmt w:val="lowerLetter"/>
+      <w:lvlText w:val="%8."/>
+      <w:lvlJc w:val="left"/>
+      <w:pPr>
+        <w:ind w:left="5760" w:hanging="360"/>
+      </w:pPr>
+    </w:lvl>
+    <w:lvl w:ilvl="8" w:tplc="0419001B" w:tentative="1">
+      <w:start w:val="1"/>
+      <w:numFmt w:val="lowerRoman"/>
+      <w:lvlText w:val="%9."/>
+      <w:lvlJc w:val="right"/>
+      <w:pPr>
+        <w:ind w:left="6480" w:hanging="180"/>
+      </w:pPr>
+    </w:lvl>
+  </w:abstractNum>
+  <w:abstractNum w:abstractNumId="4" w15:restartNumberingAfterBreak="0">
+    <w:nsid w:val="214B7053"/>
+    <w:multiLevelType w:val="hybridMultilevel"/>
+    <w:tmpl w:val="4B58C216"/>
+    <w:lvl w:ilvl="0" w:tplc="0419000F">
+      <w:start w:val="1"/>
+      <w:numFmt w:val="decimal"/>
+      <w:lvlText w:val="%1."/>
+      <w:lvlJc w:val="left"/>
+      <w:pPr>
+        <w:ind w:left="720" w:hanging="360"/>
+      </w:pPr>
+      <w:rPr>
+        <w:rFonts w:hint="default"/>
+      </w:rPr>
+    </w:lvl>
+    <w:lvl w:ilvl="1" w:tplc="04190019" w:tentative="1">
+      <w:start w:val="1"/>
+      <w:numFmt w:val="lowerLetter"/>
+      <w:lvlText w:val="%2."/>
+      <w:lvlJc w:val="left"/>
+      <w:pPr>
+        <w:ind w:left="1440" w:hanging="360"/>
+      </w:pPr>
+    </w:lvl>
+    <w:lvl w:ilvl="2" w:tplc="0419001B" w:tentative="1">
+      <w:start w:val="1"/>
+      <w:numFmt w:val="lowerRoman"/>
+      <w:lvlText w:val="%3."/>
+      <w:lvlJc w:val="right"/>
+      <w:pPr>
+        <w:ind w:left="2160" w:hanging="180"/>
+      </w:pPr>
+    </w:lvl>
+    <w:lvl w:ilvl="3" w:tplc="0419000F" w:tentative="1">
+      <w:start w:val="1"/>
+      <w:numFmt w:val="decimal"/>
+      <w:lvlText w:val="%4."/>
+      <w:lvlJc w:val="left"/>
+      <w:pPr>
+        <w:ind w:left="2880" w:hanging="360"/>
+      </w:pPr>
+    </w:lvl>
+    <w:lvl w:ilvl="4" w:tplc="04190019" w:tentative="1">
+      <w:start w:val="1"/>
+      <w:numFmt w:val="lowerLetter"/>
+      <w:lvlText w:val="%5."/>
+      <w:lvlJc w:val="left"/>
+      <w:pPr>
+        <w:ind w:left="3600" w:hanging="360"/>
+      </w:pPr>
+    </w:lvl>
+    <w:lvl w:ilvl="5" w:tplc="0419001B" w:tentative="1">
+      <w:start w:val="1"/>
+      <w:numFmt w:val="lowerRoman"/>
+      <w:lvlText w:val="%6."/>
+      <w:lvlJc w:val="right"/>
+      <w:pPr>
+        <w:ind w:left="4320" w:hanging="180"/>
+      </w:pPr>
+    </w:lvl>
+    <w:lvl w:ilvl="6" w:tplc="0419000F" w:tentative="1">
+      <w:start w:val="1"/>
+      <w:numFmt w:val="decimal"/>
+      <w:lvlText w:val="%7."/>
+      <w:lvlJc w:val="left"/>
+      <w:pPr>
+        <w:ind w:left="5040" w:hanging="360"/>
+      </w:pPr>
+    </w:lvl>
+    <w:lvl w:ilvl="7" w:tplc="04190019" w:tentative="1">
+      <w:start w:val="1"/>
+      <w:numFmt w:val="lowerLetter"/>
+      <w:lvlText w:val="%8."/>
+      <w:lvlJc w:val="left"/>
+      <w:pPr>
+        <w:ind w:left="5760" w:hanging="360"/>
+      </w:pPr>
+    </w:lvl>
+    <w:lvl w:ilvl="8" w:tplc="0419001B" w:tentative="1">
+      <w:start w:val="1"/>
+      <w:numFmt w:val="lowerRoman"/>
+      <w:lvlText w:val="%9."/>
+      <w:lvlJc w:val="right"/>
+      <w:pPr>
+        <w:ind w:left="6480" w:hanging="180"/>
+      </w:pPr>
+    </w:lvl>
+  </w:abstractNum>
+  <w:abstractNum w:abstractNumId="5" w15:restartNumberingAfterBreak="0">
+    <w:nsid w:val="21613344"/>
+    <w:multiLevelType w:val="hybridMultilevel"/>
+    <w:tmpl w:val="0482659C"/>
+    <w:lvl w:ilvl="0" w:tplc="0419000F">
+      <w:start w:val="1"/>
+      <w:numFmt w:val="decimal"/>
+      <w:lvlText w:val="%1."/>
+      <w:lvlJc w:val="left"/>
+      <w:pPr>
+        <w:ind w:left="720" w:hanging="360"/>
+      </w:pPr>
+      <w:rPr>
+        <w:rFonts w:hint="default"/>
+      </w:rPr>
+    </w:lvl>
+    <w:lvl w:ilvl="1" w:tplc="04190019" w:tentative="1">
+      <w:start w:val="1"/>
+      <w:numFmt w:val="lowerLetter"/>
+      <w:lvlText w:val="%2."/>
+      <w:lvlJc w:val="left"/>
+      <w:pPr>
+        <w:ind w:left="1440" w:hanging="360"/>
+      </w:pPr>
+    </w:lvl>
+    <w:lvl w:ilvl="2" w:tplc="0419001B" w:tentative="1">
+      <w:start w:val="1"/>
+      <w:numFmt w:val="lowerRoman"/>
+      <w:lvlText w:val="%3."/>
+      <w:lvlJc w:val="right"/>
+      <w:pPr>
+        <w:ind w:left="2160" w:hanging="180"/>
+      </w:pPr>
+    </w:lvl>
+    <w:lvl w:ilvl="3" w:tplc="0419000F" w:tentative="1">
+      <w:start w:val="1"/>
+      <w:numFmt w:val="decimal"/>
+      <w:lvlText w:val="%4."/>
+      <w:lvlJc w:val="left"/>
+      <w:pPr>
+        <w:ind w:left="2880" w:hanging="360"/>
+      </w:pPr>
+    </w:lvl>
+    <w:lvl w:ilvl="4" w:tplc="04190019" w:tentative="1">
+      <w:start w:val="1"/>
+      <w:numFmt w:val="lowerLetter"/>
+      <w:lvlText w:val="%5."/>
+      <w:lvlJc w:val="left"/>
+      <w:pPr>
+        <w:ind w:left="3600" w:hanging="360"/>
+      </w:pPr>
+    </w:lvl>
+    <w:lvl w:ilvl="5" w:tplc="0419001B" w:tentative="1">
+      <w:start w:val="1"/>
+      <w:numFmt w:val="lowerRoman"/>
+      <w:lvlText w:val="%6."/>
+      <w:lvlJc w:val="right"/>
+      <w:pPr>
+        <w:ind w:left="4320" w:hanging="180"/>
+      </w:pPr>
+    </w:lvl>
+    <w:lvl w:ilvl="6" w:tplc="0419000F" w:tentative="1">
+      <w:start w:val="1"/>
+      <w:numFmt w:val="decimal"/>
+      <w:lvlText w:val="%7."/>
+      <w:lvlJc w:val="left"/>
+      <w:pPr>
+        <w:ind w:left="5040" w:hanging="360"/>
+      </w:pPr>
+    </w:lvl>
+    <w:lvl w:ilvl="7" w:tplc="04190019" w:tentative="1">
+      <w:start w:val="1"/>
+      <w:numFmt w:val="lowerLetter"/>
+      <w:lvlText w:val="%8."/>
+      <w:lvlJc w:val="left"/>
+      <w:pPr>
+        <w:ind w:left="5760" w:hanging="360"/>
+      </w:pPr>
+    </w:lvl>
+    <w:lvl w:ilvl="8" w:tplc="0419001B" w:tentative="1">
+      <w:start w:val="1"/>
+      <w:numFmt w:val="lowerRoman"/>
+      <w:lvlText w:val="%9."/>
+      <w:lvlJc w:val="right"/>
+      <w:pPr>
+        <w:ind w:left="6480" w:hanging="180"/>
+      </w:pPr>
+    </w:lvl>
+  </w:abstractNum>
+  <w:abstractNum w:abstractNumId="6" w15:restartNumberingAfterBreak="0">
     <w:nsid w:val="24AB5A74"/>
     <w:multiLevelType w:val="multilevel"/>
     <w:tmpl w:val="5FEE8E26"/>
@@ -7093,7 +8182,96 @@
       </w:rPr>
     </w:lvl>
   </w:abstractNum>
-  <w:abstractNum w:abstractNumId="4" w15:restartNumberingAfterBreak="0">
+  <w:abstractNum w:abstractNumId="7" w15:restartNumberingAfterBreak="0">
+    <w:nsid w:val="2ADB437C"/>
+    <w:multiLevelType w:val="hybridMultilevel"/>
+    <w:tmpl w:val="D3109760"/>
+    <w:lvl w:ilvl="0" w:tplc="0419000F">
+      <w:start w:val="1"/>
+      <w:numFmt w:val="decimal"/>
+      <w:lvlText w:val="%1."/>
+      <w:lvlJc w:val="left"/>
+      <w:pPr>
+        <w:ind w:left="720" w:hanging="360"/>
+      </w:pPr>
+      <w:rPr>
+        <w:rFonts w:hint="default"/>
+      </w:rPr>
+    </w:lvl>
+    <w:lvl w:ilvl="1" w:tplc="04190019" w:tentative="1">
+      <w:start w:val="1"/>
+      <w:numFmt w:val="lowerLetter"/>
+      <w:lvlText w:val="%2."/>
+      <w:lvlJc w:val="left"/>
+      <w:pPr>
+        <w:ind w:left="1440" w:hanging="360"/>
+      </w:pPr>
+    </w:lvl>
+    <w:lvl w:ilvl="2" w:tplc="0419001B" w:tentative="1">
+      <w:start w:val="1"/>
+      <w:numFmt w:val="lowerRoman"/>
+      <w:lvlText w:val="%3."/>
+      <w:lvlJc w:val="right"/>
+      <w:pPr>
+        <w:ind w:left="2160" w:hanging="180"/>
+      </w:pPr>
+    </w:lvl>
+    <w:lvl w:ilvl="3" w:tplc="0419000F" w:tentative="1">
+      <w:start w:val="1"/>
+      <w:numFmt w:val="decimal"/>
+      <w:lvlText w:val="%4."/>
+      <w:lvlJc w:val="left"/>
+      <w:pPr>
+        <w:ind w:left="2880" w:hanging="360"/>
+      </w:pPr>
+    </w:lvl>
+    <w:lvl w:ilvl="4" w:tplc="04190019" w:tentative="1">
+      <w:start w:val="1"/>
+      <w:numFmt w:val="lowerLetter"/>
+      <w:lvlText w:val="%5."/>
+      <w:lvlJc w:val="left"/>
+      <w:pPr>
+        <w:ind w:left="3600" w:hanging="360"/>
+      </w:pPr>
+    </w:lvl>
+    <w:lvl w:ilvl="5" w:tplc="0419001B" w:tentative="1">
+      <w:start w:val="1"/>
+      <w:numFmt w:val="lowerRoman"/>
+      <w:lvlText w:val="%6."/>
+      <w:lvlJc w:val="right"/>
+      <w:pPr>
+        <w:ind w:left="4320" w:hanging="180"/>
+      </w:pPr>
+    </w:lvl>
+    <w:lvl w:ilvl="6" w:tplc="0419000F" w:tentative="1">
+      <w:start w:val="1"/>
+      <w:numFmt w:val="decimal"/>
+      <w:lvlText w:val="%7."/>
+      <w:lvlJc w:val="left"/>
+      <w:pPr>
+        <w:ind w:left="5040" w:hanging="360"/>
+      </w:pPr>
+    </w:lvl>
+    <w:lvl w:ilvl="7" w:tplc="04190019" w:tentative="1">
+      <w:start w:val="1"/>
+      <w:numFmt w:val="lowerLetter"/>
+      <w:lvlText w:val="%8."/>
+      <w:lvlJc w:val="left"/>
+      <w:pPr>
+        <w:ind w:left="5760" w:hanging="360"/>
+      </w:pPr>
+    </w:lvl>
+    <w:lvl w:ilvl="8" w:tplc="0419001B" w:tentative="1">
+      <w:start w:val="1"/>
+      <w:numFmt w:val="lowerRoman"/>
+      <w:lvlText w:val="%9."/>
+      <w:lvlJc w:val="right"/>
+      <w:pPr>
+        <w:ind w:left="6480" w:hanging="180"/>
+      </w:pPr>
+    </w:lvl>
+  </w:abstractNum>
+  <w:abstractNum w:abstractNumId="8" w15:restartNumberingAfterBreak="0">
     <w:nsid w:val="2B6F04D8"/>
     <w:multiLevelType w:val="hybridMultilevel"/>
     <w:tmpl w:val="F86E4FFC"/>
@@ -7206,7 +8384,7 @@
       </w:rPr>
     </w:lvl>
   </w:abstractNum>
-  <w:abstractNum w:abstractNumId="5" w15:restartNumberingAfterBreak="0">
+  <w:abstractNum w:abstractNumId="9" w15:restartNumberingAfterBreak="0">
     <w:nsid w:val="2C311212"/>
     <w:multiLevelType w:val="hybridMultilevel"/>
     <w:tmpl w:val="2196E800"/>
@@ -7292,7 +8470,7 @@
       </w:pPr>
     </w:lvl>
   </w:abstractNum>
-  <w:abstractNum w:abstractNumId="6" w15:restartNumberingAfterBreak="0">
+  <w:abstractNum w:abstractNumId="10" w15:restartNumberingAfterBreak="0">
     <w:nsid w:val="2EC32D8C"/>
     <w:multiLevelType w:val="hybridMultilevel"/>
     <w:tmpl w:val="0384322C"/>
@@ -7405,7 +8583,7 @@
       </w:rPr>
     </w:lvl>
   </w:abstractNum>
-  <w:abstractNum w:abstractNumId="7" w15:restartNumberingAfterBreak="0">
+  <w:abstractNum w:abstractNumId="11" w15:restartNumberingAfterBreak="0">
     <w:nsid w:val="473D2538"/>
     <w:multiLevelType w:val="hybridMultilevel"/>
     <w:tmpl w:val="15D88342"/>
@@ -7491,7 +8669,7 @@
       </w:pPr>
     </w:lvl>
   </w:abstractNum>
-  <w:abstractNum w:abstractNumId="8" w15:restartNumberingAfterBreak="0">
+  <w:abstractNum w:abstractNumId="12" w15:restartNumberingAfterBreak="0">
     <w:nsid w:val="47BD64BF"/>
     <w:multiLevelType w:val="hybridMultilevel"/>
     <w:tmpl w:val="D28E22FE"/>
@@ -7604,7 +8782,96 @@
       </w:rPr>
     </w:lvl>
   </w:abstractNum>
-  <w:abstractNum w:abstractNumId="9" w15:restartNumberingAfterBreak="0">
+  <w:abstractNum w:abstractNumId="13" w15:restartNumberingAfterBreak="0">
+    <w:nsid w:val="4FF064D8"/>
+    <w:multiLevelType w:val="hybridMultilevel"/>
+    <w:tmpl w:val="2E6A0AF6"/>
+    <w:lvl w:ilvl="0" w:tplc="0419000F">
+      <w:start w:val="1"/>
+      <w:numFmt w:val="decimal"/>
+      <w:lvlText w:val="%1."/>
+      <w:lvlJc w:val="left"/>
+      <w:pPr>
+        <w:ind w:left="720" w:hanging="360"/>
+      </w:pPr>
+      <w:rPr>
+        <w:rFonts w:hint="default"/>
+      </w:rPr>
+    </w:lvl>
+    <w:lvl w:ilvl="1" w:tplc="04190019" w:tentative="1">
+      <w:start w:val="1"/>
+      <w:numFmt w:val="lowerLetter"/>
+      <w:lvlText w:val="%2."/>
+      <w:lvlJc w:val="left"/>
+      <w:pPr>
+        <w:ind w:left="1440" w:hanging="360"/>
+      </w:pPr>
+    </w:lvl>
+    <w:lvl w:ilvl="2" w:tplc="0419001B" w:tentative="1">
+      <w:start w:val="1"/>
+      <w:numFmt w:val="lowerRoman"/>
+      <w:lvlText w:val="%3."/>
+      <w:lvlJc w:val="right"/>
+      <w:pPr>
+        <w:ind w:left="2160" w:hanging="180"/>
+      </w:pPr>
+    </w:lvl>
+    <w:lvl w:ilvl="3" w:tplc="0419000F" w:tentative="1">
+      <w:start w:val="1"/>
+      <w:numFmt w:val="decimal"/>
+      <w:lvlText w:val="%4."/>
+      <w:lvlJc w:val="left"/>
+      <w:pPr>
+        <w:ind w:left="2880" w:hanging="360"/>
+      </w:pPr>
+    </w:lvl>
+    <w:lvl w:ilvl="4" w:tplc="04190019" w:tentative="1">
+      <w:start w:val="1"/>
+      <w:numFmt w:val="lowerLetter"/>
+      <w:lvlText w:val="%5."/>
+      <w:lvlJc w:val="left"/>
+      <w:pPr>
+        <w:ind w:left="3600" w:hanging="360"/>
+      </w:pPr>
+    </w:lvl>
+    <w:lvl w:ilvl="5" w:tplc="0419001B" w:tentative="1">
+      <w:start w:val="1"/>
+      <w:numFmt w:val="lowerRoman"/>
+      <w:lvlText w:val="%6."/>
+      <w:lvlJc w:val="right"/>
+      <w:pPr>
+        <w:ind w:left="4320" w:hanging="180"/>
+      </w:pPr>
+    </w:lvl>
+    <w:lvl w:ilvl="6" w:tplc="0419000F" w:tentative="1">
+      <w:start w:val="1"/>
+      <w:numFmt w:val="decimal"/>
+      <w:lvlText w:val="%7."/>
+      <w:lvlJc w:val="left"/>
+      <w:pPr>
+        <w:ind w:left="5040" w:hanging="360"/>
+      </w:pPr>
+    </w:lvl>
+    <w:lvl w:ilvl="7" w:tplc="04190019" w:tentative="1">
+      <w:start w:val="1"/>
+      <w:numFmt w:val="lowerLetter"/>
+      <w:lvlText w:val="%8."/>
+      <w:lvlJc w:val="left"/>
+      <w:pPr>
+        <w:ind w:left="5760" w:hanging="360"/>
+      </w:pPr>
+    </w:lvl>
+    <w:lvl w:ilvl="8" w:tplc="0419001B" w:tentative="1">
+      <w:start w:val="1"/>
+      <w:numFmt w:val="lowerRoman"/>
+      <w:lvlText w:val="%9."/>
+      <w:lvlJc w:val="right"/>
+      <w:pPr>
+        <w:ind w:left="6480" w:hanging="180"/>
+      </w:pPr>
+    </w:lvl>
+  </w:abstractNum>
+  <w:abstractNum w:abstractNumId="14" w15:restartNumberingAfterBreak="0">
     <w:nsid w:val="551140E3"/>
     <w:multiLevelType w:val="hybridMultilevel"/>
     <w:tmpl w:val="3EDCC926"/>
@@ -7717,7 +8984,7 @@
       </w:rPr>
     </w:lvl>
   </w:abstractNum>
-  <w:abstractNum w:abstractNumId="10" w15:restartNumberingAfterBreak="0">
+  <w:abstractNum w:abstractNumId="15" w15:restartNumberingAfterBreak="0">
     <w:nsid w:val="5EDC6F60"/>
     <w:multiLevelType w:val="hybridMultilevel"/>
     <w:tmpl w:val="F9A4B972"/>
@@ -7830,7 +9097,7 @@
       </w:rPr>
     </w:lvl>
   </w:abstractNum>
-  <w:abstractNum w:abstractNumId="11" w15:restartNumberingAfterBreak="0">
+  <w:abstractNum w:abstractNumId="16" w15:restartNumberingAfterBreak="0">
     <w:nsid w:val="670332D0"/>
     <w:multiLevelType w:val="hybridMultilevel"/>
     <w:tmpl w:val="07A0F6FE"/>
@@ -7916,7 +9183,96 @@
       </w:pPr>
     </w:lvl>
   </w:abstractNum>
-  <w:abstractNum w:abstractNumId="12" w15:restartNumberingAfterBreak="0">
+  <w:abstractNum w:abstractNumId="17" w15:restartNumberingAfterBreak="0">
+    <w:nsid w:val="703E50D0"/>
+    <w:multiLevelType w:val="hybridMultilevel"/>
+    <w:tmpl w:val="7E90E51E"/>
+    <w:lvl w:ilvl="0" w:tplc="0419000F">
+      <w:start w:val="1"/>
+      <w:numFmt w:val="decimal"/>
+      <w:lvlText w:val="%1."/>
+      <w:lvlJc w:val="left"/>
+      <w:pPr>
+        <w:ind w:left="720" w:hanging="360"/>
+      </w:pPr>
+      <w:rPr>
+        <w:rFonts w:hint="default"/>
+      </w:rPr>
+    </w:lvl>
+    <w:lvl w:ilvl="1" w:tplc="04190019" w:tentative="1">
+      <w:start w:val="1"/>
+      <w:numFmt w:val="lowerLetter"/>
+      <w:lvlText w:val="%2."/>
+      <w:lvlJc w:val="left"/>
+      <w:pPr>
+        <w:ind w:left="1440" w:hanging="360"/>
+      </w:pPr>
+    </w:lvl>
+    <w:lvl w:ilvl="2" w:tplc="0419001B" w:tentative="1">
+      <w:start w:val="1"/>
+      <w:numFmt w:val="lowerRoman"/>
+      <w:lvlText w:val="%3."/>
+      <w:lvlJc w:val="right"/>
+      <w:pPr>
+        <w:ind w:left="2160" w:hanging="180"/>
+      </w:pPr>
+    </w:lvl>
+    <w:lvl w:ilvl="3" w:tplc="0419000F" w:tentative="1">
+      <w:start w:val="1"/>
+      <w:numFmt w:val="decimal"/>
+      <w:lvlText w:val="%4."/>
+      <w:lvlJc w:val="left"/>
+      <w:pPr>
+        <w:ind w:left="2880" w:hanging="360"/>
+      </w:pPr>
+    </w:lvl>
+    <w:lvl w:ilvl="4" w:tplc="04190019" w:tentative="1">
+      <w:start w:val="1"/>
+      <w:numFmt w:val="lowerLetter"/>
+      <w:lvlText w:val="%5."/>
+      <w:lvlJc w:val="left"/>
+      <w:pPr>
+        <w:ind w:left="3600" w:hanging="360"/>
+      </w:pPr>
+    </w:lvl>
+    <w:lvl w:ilvl="5" w:tplc="0419001B" w:tentative="1">
+      <w:start w:val="1"/>
+      <w:numFmt w:val="lowerRoman"/>
+      <w:lvlText w:val="%6."/>
+      <w:lvlJc w:val="right"/>
+      <w:pPr>
+        <w:ind w:left="4320" w:hanging="180"/>
+      </w:pPr>
+    </w:lvl>
+    <w:lvl w:ilvl="6" w:tplc="0419000F" w:tentative="1">
+      <w:start w:val="1"/>
+      <w:numFmt w:val="decimal"/>
+      <w:lvlText w:val="%7."/>
+      <w:lvlJc w:val="left"/>
+      <w:pPr>
+        <w:ind w:left="5040" w:hanging="360"/>
+      </w:pPr>
+    </w:lvl>
+    <w:lvl w:ilvl="7" w:tplc="04190019" w:tentative="1">
+      <w:start w:val="1"/>
+      <w:numFmt w:val="lowerLetter"/>
+      <w:lvlText w:val="%8."/>
+      <w:lvlJc w:val="left"/>
+      <w:pPr>
+        <w:ind w:left="5760" w:hanging="360"/>
+      </w:pPr>
+    </w:lvl>
+    <w:lvl w:ilvl="8" w:tplc="0419001B" w:tentative="1">
+      <w:start w:val="1"/>
+      <w:numFmt w:val="lowerRoman"/>
+      <w:lvlText w:val="%9."/>
+      <w:lvlJc w:val="right"/>
+      <w:pPr>
+        <w:ind w:left="6480" w:hanging="180"/>
+      </w:pPr>
+    </w:lvl>
+  </w:abstractNum>
+  <w:abstractNum w:abstractNumId="18" w15:restartNumberingAfterBreak="0">
     <w:nsid w:val="797D115E"/>
     <w:multiLevelType w:val="hybridMultilevel"/>
     <w:tmpl w:val="F620C11E"/>
@@ -8003,7 +9359,7 @@
     </w:lvl>
   </w:abstractNum>
   <w:num w:numId="1" w16cid:durableId="1033115266">
-    <w:abstractNumId w:val="3"/>
+    <w:abstractNumId w:val="6"/>
   </w:num>
   <w:num w:numId="2" w16cid:durableId="789782562">
     <w:abstractNumId w:val="2"/>
@@ -8042,34 +9398,52 @@
     <w:abstractNumId w:val="1"/>
   </w:num>
   <w:num w:numId="5" w16cid:durableId="627246968">
-    <w:abstractNumId w:val="6"/>
+    <w:abstractNumId w:val="10"/>
   </w:num>
   <w:num w:numId="6" w16cid:durableId="400566673">
+    <w:abstractNumId w:val="14"/>
+  </w:num>
+  <w:num w:numId="7" w16cid:durableId="178082222">
+    <w:abstractNumId w:val="12"/>
+  </w:num>
+  <w:num w:numId="8" w16cid:durableId="1002780817">
+    <w:abstractNumId w:val="15"/>
+  </w:num>
+  <w:num w:numId="9" w16cid:durableId="1212620978">
+    <w:abstractNumId w:val="18"/>
+  </w:num>
+  <w:num w:numId="10" w16cid:durableId="1685129152">
     <w:abstractNumId w:val="9"/>
   </w:num>
-  <w:num w:numId="7" w16cid:durableId="178082222">
-    <w:abstractNumId w:val="8"/>
-  </w:num>
-  <w:num w:numId="8" w16cid:durableId="1002780817">
-    <w:abstractNumId w:val="10"/>
-  </w:num>
-  <w:num w:numId="9" w16cid:durableId="1212620978">
-    <w:abstractNumId w:val="12"/>
-  </w:num>
-  <w:num w:numId="10" w16cid:durableId="1685129152">
-    <w:abstractNumId w:val="5"/>
-  </w:num>
   <w:num w:numId="11" w16cid:durableId="958032091">
-    <w:abstractNumId w:val="11"/>
+    <w:abstractNumId w:val="16"/>
   </w:num>
   <w:num w:numId="12" w16cid:durableId="469327779">
-    <w:abstractNumId w:val="7"/>
+    <w:abstractNumId w:val="11"/>
   </w:num>
   <w:num w:numId="13" w16cid:durableId="1614092932">
     <w:abstractNumId w:val="0"/>
   </w:num>
   <w:num w:numId="14" w16cid:durableId="67847395">
+    <w:abstractNumId w:val="8"/>
+  </w:num>
+  <w:num w:numId="15" w16cid:durableId="1006395641">
+    <w:abstractNumId w:val="5"/>
+  </w:num>
+  <w:num w:numId="16" w16cid:durableId="1288586550">
+    <w:abstractNumId w:val="7"/>
+  </w:num>
+  <w:num w:numId="17" w16cid:durableId="27680028">
+    <w:abstractNumId w:val="17"/>
+  </w:num>
+  <w:num w:numId="18" w16cid:durableId="1303123675">
+    <w:abstractNumId w:val="13"/>
+  </w:num>
+  <w:num w:numId="19" w16cid:durableId="308368119">
     <w:abstractNumId w:val="4"/>
+  </w:num>
+  <w:num w:numId="20" w16cid:durableId="2087025937">
+    <w:abstractNumId w:val="3"/>
   </w:num>
 </w:numbering>
 </file>
